--- a/template.docx
+++ b/template.docx
@@ -10,8 +10,6 @@
           <w:rFonts w:hint="eastAsia"/>
         </w:rPr>
       </w:pPr>
-      <w:bookmarkStart w:id="0" w:name="_GoBack"/>
-      <w:bookmarkEnd w:id="0"/>
       <w:r>
         <w:rPr>
           <w:rFonts w:hint="eastAsia"/>
@@ -1383,6 +1381,635 @@
                 <w:lang w:val="en-US" w:eastAsia="zh-CN"/>
               </w:rPr>
               <w:t>{{ ans[19] }}</w:t>
+            </w:r>
+          </w:p>
+        </w:tc>
+      </w:tr>
+      <w:tr>
+        <w:tblPrEx>
+          <w:tblBorders>
+            <w:top w:val="single" w:color="auto" w:sz="4" w:space="0"/>
+            <w:left w:val="single" w:color="auto" w:sz="4" w:space="0"/>
+            <w:bottom w:val="single" w:color="auto" w:sz="4" w:space="0"/>
+            <w:right w:val="single" w:color="auto" w:sz="4" w:space="0"/>
+            <w:insideH w:val="single" w:color="auto" w:sz="4" w:space="0"/>
+            <w:insideV w:val="single" w:color="auto" w:sz="4" w:space="0"/>
+          </w:tblBorders>
+          <w:tblCellMar>
+            <w:top w:w="0" w:type="dxa"/>
+            <w:left w:w="108" w:type="dxa"/>
+            <w:bottom w:w="0" w:type="dxa"/>
+            <w:right w:w="108" w:type="dxa"/>
+          </w:tblCellMar>
+        </w:tblPrEx>
+        <w:trPr>
+          <w:trHeight w:val="567" w:hRule="atLeast"/>
+          <w:jc w:val="center"/>
+        </w:trPr>
+        <w:tc>
+          <w:tcPr>
+            <w:tcW w:w="805" w:type="dxa"/>
+            <w:shd w:val="clear" w:color="auto" w:fill="auto"/>
+            <w:vAlign w:val="center"/>
+          </w:tcPr>
+          <w:p>
+            <w:pPr>
+              <w:jc w:val="center"/>
+              <w:rPr>
+                <w:rFonts w:hint="eastAsia" w:ascii="Times New Roman" w:hAnsi="Times New Roman" w:eastAsia="宋体" w:cs="Times New Roman"/>
+                <w:kern w:val="0"/>
+                <w:sz w:val="24"/>
+                <w:szCs w:val="20"/>
+                <w:lang w:val="en-US" w:eastAsia="zh-CN" w:bidi="ar-SA"/>
+              </w:rPr>
+            </w:pPr>
+            <w:r>
+              <w:rPr>
+                <w:rFonts w:hint="eastAsia" w:ascii="Times New Roman" w:hAnsi="Times New Roman" w:eastAsia="宋体" w:cs="Times New Roman"/>
+                <w:kern w:val="0"/>
+                <w:szCs w:val="20"/>
+              </w:rPr>
+              <w:t>题号</w:t>
+            </w:r>
+          </w:p>
+        </w:tc>
+        <w:tc>
+          <w:tcPr>
+            <w:tcW w:w="819" w:type="dxa"/>
+            <w:vAlign w:val="center"/>
+          </w:tcPr>
+          <w:p>
+            <w:pPr>
+              <w:jc w:val="center"/>
+              <w:rPr>
+                <w:rFonts w:hint="default" w:ascii="Times New Roman" w:hAnsi="Times New Roman" w:eastAsia="宋体" w:cs="Times New Roman"/>
+                <w:kern w:val="0"/>
+                <w:szCs w:val="20"/>
+                <w:lang w:val="en-US" w:eastAsia="zh-CN"/>
+              </w:rPr>
+            </w:pPr>
+            <w:r>
+              <w:rPr>
+                <w:rFonts w:hint="eastAsia" w:ascii="Times New Roman" w:hAnsi="Times New Roman" w:eastAsia="宋体" w:cs="Times New Roman"/>
+                <w:kern w:val="0"/>
+                <w:szCs w:val="20"/>
+                <w:lang w:val="en-US" w:eastAsia="zh-CN"/>
+              </w:rPr>
+              <w:t>21</w:t>
+            </w:r>
+          </w:p>
+        </w:tc>
+        <w:tc>
+          <w:tcPr>
+            <w:tcW w:w="819" w:type="dxa"/>
+            <w:vAlign w:val="center"/>
+          </w:tcPr>
+          <w:p>
+            <w:pPr>
+              <w:jc w:val="center"/>
+              <w:rPr>
+                <w:rFonts w:hint="default" w:ascii="Times New Roman" w:hAnsi="Times New Roman" w:eastAsia="宋体" w:cs="Times New Roman"/>
+                <w:kern w:val="0"/>
+                <w:szCs w:val="20"/>
+                <w:lang w:val="en-US" w:eastAsia="zh-CN"/>
+              </w:rPr>
+            </w:pPr>
+            <w:r>
+              <w:rPr>
+                <w:rFonts w:hint="eastAsia" w:ascii="Times New Roman" w:hAnsi="Times New Roman" w:eastAsia="宋体" w:cs="Times New Roman"/>
+                <w:kern w:val="0"/>
+                <w:szCs w:val="20"/>
+                <w:lang w:val="en-US" w:eastAsia="zh-CN"/>
+              </w:rPr>
+              <w:t>22</w:t>
+            </w:r>
+          </w:p>
+        </w:tc>
+        <w:tc>
+          <w:tcPr>
+            <w:tcW w:w="819" w:type="dxa"/>
+            <w:vAlign w:val="center"/>
+          </w:tcPr>
+          <w:p>
+            <w:pPr>
+              <w:jc w:val="center"/>
+              <w:rPr>
+                <w:rFonts w:hint="default" w:ascii="Times New Roman" w:hAnsi="Times New Roman" w:eastAsia="宋体" w:cs="Times New Roman"/>
+                <w:kern w:val="0"/>
+                <w:szCs w:val="20"/>
+                <w:lang w:val="en-US" w:eastAsia="zh-CN"/>
+              </w:rPr>
+            </w:pPr>
+            <w:r>
+              <w:rPr>
+                <w:rFonts w:hint="eastAsia" w:ascii="Times New Roman" w:hAnsi="Times New Roman" w:eastAsia="宋体" w:cs="Times New Roman"/>
+                <w:kern w:val="0"/>
+                <w:szCs w:val="20"/>
+                <w:lang w:val="en-US" w:eastAsia="zh-CN"/>
+              </w:rPr>
+              <w:t>23</w:t>
+            </w:r>
+          </w:p>
+        </w:tc>
+        <w:tc>
+          <w:tcPr>
+            <w:tcW w:w="819" w:type="dxa"/>
+            <w:vAlign w:val="center"/>
+          </w:tcPr>
+          <w:p>
+            <w:pPr>
+              <w:jc w:val="center"/>
+              <w:rPr>
+                <w:rFonts w:hint="default" w:ascii="Times New Roman" w:hAnsi="Times New Roman" w:eastAsia="宋体" w:cs="Times New Roman"/>
+                <w:kern w:val="0"/>
+                <w:szCs w:val="20"/>
+                <w:lang w:val="en-US" w:eastAsia="zh-CN"/>
+              </w:rPr>
+            </w:pPr>
+            <w:r>
+              <w:rPr>
+                <w:rFonts w:hint="eastAsia" w:ascii="Times New Roman" w:hAnsi="Times New Roman" w:eastAsia="宋体" w:cs="Times New Roman"/>
+                <w:kern w:val="0"/>
+                <w:szCs w:val="20"/>
+                <w:lang w:val="en-US" w:eastAsia="zh-CN"/>
+              </w:rPr>
+              <w:t>24</w:t>
+            </w:r>
+          </w:p>
+        </w:tc>
+        <w:tc>
+          <w:tcPr>
+            <w:tcW w:w="819" w:type="dxa"/>
+            <w:vAlign w:val="center"/>
+          </w:tcPr>
+          <w:p>
+            <w:pPr>
+              <w:jc w:val="center"/>
+              <w:rPr>
+                <w:rFonts w:hint="default" w:ascii="Times New Roman" w:hAnsi="Times New Roman" w:eastAsia="宋体" w:cs="Times New Roman"/>
+                <w:kern w:val="0"/>
+                <w:szCs w:val="20"/>
+                <w:lang w:val="en-US" w:eastAsia="zh-CN"/>
+              </w:rPr>
+            </w:pPr>
+            <w:r>
+              <w:rPr>
+                <w:rFonts w:hint="eastAsia" w:ascii="Times New Roman" w:hAnsi="Times New Roman" w:eastAsia="宋体" w:cs="Times New Roman"/>
+                <w:kern w:val="0"/>
+                <w:szCs w:val="20"/>
+                <w:lang w:val="en-US" w:eastAsia="zh-CN"/>
+              </w:rPr>
+              <w:t>25</w:t>
+            </w:r>
+          </w:p>
+        </w:tc>
+        <w:tc>
+          <w:tcPr>
+            <w:tcW w:w="819" w:type="dxa"/>
+            <w:vAlign w:val="center"/>
+          </w:tcPr>
+          <w:p>
+            <w:pPr>
+              <w:jc w:val="center"/>
+              <w:rPr>
+                <w:rFonts w:hint="default" w:ascii="Times New Roman" w:hAnsi="Times New Roman" w:eastAsia="宋体" w:cs="Times New Roman"/>
+                <w:kern w:val="0"/>
+                <w:szCs w:val="20"/>
+                <w:lang w:val="en-US" w:eastAsia="zh-CN"/>
+              </w:rPr>
+            </w:pPr>
+            <w:r>
+              <w:rPr>
+                <w:rFonts w:hint="eastAsia" w:ascii="Times New Roman" w:hAnsi="Times New Roman" w:eastAsia="宋体" w:cs="Times New Roman"/>
+                <w:kern w:val="0"/>
+                <w:szCs w:val="20"/>
+                <w:lang w:val="en-US" w:eastAsia="zh-CN"/>
+              </w:rPr>
+              <w:t>26</w:t>
+            </w:r>
+          </w:p>
+        </w:tc>
+        <w:tc>
+          <w:tcPr>
+            <w:tcW w:w="819" w:type="dxa"/>
+            <w:vAlign w:val="center"/>
+          </w:tcPr>
+          <w:p>
+            <w:pPr>
+              <w:jc w:val="center"/>
+              <w:rPr>
+                <w:rFonts w:hint="default" w:ascii="Times New Roman" w:hAnsi="Times New Roman" w:eastAsia="宋体" w:cs="Times New Roman"/>
+                <w:kern w:val="0"/>
+                <w:szCs w:val="20"/>
+                <w:lang w:val="en-US" w:eastAsia="zh-CN"/>
+              </w:rPr>
+            </w:pPr>
+            <w:r>
+              <w:rPr>
+                <w:rFonts w:hint="eastAsia" w:ascii="Times New Roman" w:hAnsi="Times New Roman" w:eastAsia="宋体" w:cs="Times New Roman"/>
+                <w:kern w:val="0"/>
+                <w:szCs w:val="20"/>
+                <w:lang w:val="en-US" w:eastAsia="zh-CN"/>
+              </w:rPr>
+              <w:t>27</w:t>
+            </w:r>
+          </w:p>
+        </w:tc>
+        <w:tc>
+          <w:tcPr>
+            <w:tcW w:w="819" w:type="dxa"/>
+            <w:vAlign w:val="center"/>
+          </w:tcPr>
+          <w:p>
+            <w:pPr>
+              <w:jc w:val="center"/>
+              <w:rPr>
+                <w:rFonts w:hint="default" w:ascii="Times New Roman" w:hAnsi="Times New Roman" w:eastAsia="宋体" w:cs="Times New Roman"/>
+                <w:kern w:val="0"/>
+                <w:szCs w:val="20"/>
+                <w:lang w:val="en-US" w:eastAsia="zh-CN"/>
+              </w:rPr>
+            </w:pPr>
+            <w:r>
+              <w:rPr>
+                <w:rFonts w:hint="eastAsia" w:ascii="Times New Roman" w:hAnsi="Times New Roman" w:eastAsia="宋体" w:cs="Times New Roman"/>
+                <w:kern w:val="0"/>
+                <w:szCs w:val="20"/>
+                <w:lang w:val="en-US" w:eastAsia="zh-CN"/>
+              </w:rPr>
+              <w:t>28</w:t>
+            </w:r>
+          </w:p>
+        </w:tc>
+        <w:tc>
+          <w:tcPr>
+            <w:tcW w:w="819" w:type="dxa"/>
+            <w:vAlign w:val="center"/>
+          </w:tcPr>
+          <w:p>
+            <w:pPr>
+              <w:jc w:val="center"/>
+              <w:rPr>
+                <w:rFonts w:hint="default" w:ascii="Times New Roman" w:hAnsi="Times New Roman" w:eastAsia="宋体" w:cs="Times New Roman"/>
+                <w:kern w:val="0"/>
+                <w:szCs w:val="20"/>
+                <w:lang w:val="en-US" w:eastAsia="zh-CN"/>
+              </w:rPr>
+            </w:pPr>
+            <w:r>
+              <w:rPr>
+                <w:rFonts w:hint="eastAsia" w:ascii="Times New Roman" w:hAnsi="Times New Roman" w:eastAsia="宋体" w:cs="Times New Roman"/>
+                <w:kern w:val="0"/>
+                <w:szCs w:val="20"/>
+                <w:lang w:val="en-US" w:eastAsia="zh-CN"/>
+              </w:rPr>
+              <w:t>29</w:t>
+            </w:r>
+          </w:p>
+        </w:tc>
+        <w:tc>
+          <w:tcPr>
+            <w:tcW w:w="819" w:type="dxa"/>
+            <w:vAlign w:val="center"/>
+          </w:tcPr>
+          <w:p>
+            <w:pPr>
+              <w:jc w:val="center"/>
+              <w:rPr>
+                <w:rFonts w:hint="default" w:ascii="Times New Roman" w:hAnsi="Times New Roman" w:eastAsia="宋体" w:cs="Times New Roman"/>
+                <w:kern w:val="0"/>
+                <w:szCs w:val="20"/>
+                <w:lang w:val="en-US" w:eastAsia="zh-CN"/>
+              </w:rPr>
+            </w:pPr>
+            <w:r>
+              <w:rPr>
+                <w:rFonts w:hint="eastAsia" w:ascii="Times New Roman" w:hAnsi="Times New Roman" w:eastAsia="宋体" w:cs="Times New Roman"/>
+                <w:kern w:val="0"/>
+                <w:szCs w:val="20"/>
+                <w:lang w:val="en-US" w:eastAsia="zh-CN"/>
+              </w:rPr>
+              <w:t>30</w:t>
+            </w:r>
+          </w:p>
+        </w:tc>
+      </w:tr>
+      <w:tr>
+        <w:tblPrEx>
+          <w:tblBorders>
+            <w:top w:val="single" w:color="auto" w:sz="4" w:space="0"/>
+            <w:left w:val="single" w:color="auto" w:sz="4" w:space="0"/>
+            <w:bottom w:val="single" w:color="auto" w:sz="4" w:space="0"/>
+            <w:right w:val="single" w:color="auto" w:sz="4" w:space="0"/>
+            <w:insideH w:val="single" w:color="auto" w:sz="4" w:space="0"/>
+            <w:insideV w:val="single" w:color="auto" w:sz="4" w:space="0"/>
+          </w:tblBorders>
+          <w:tblCellMar>
+            <w:top w:w="0" w:type="dxa"/>
+            <w:left w:w="108" w:type="dxa"/>
+            <w:bottom w:w="0" w:type="dxa"/>
+            <w:right w:w="108" w:type="dxa"/>
+          </w:tblCellMar>
+        </w:tblPrEx>
+        <w:trPr>
+          <w:trHeight w:val="679" w:hRule="atLeast"/>
+          <w:jc w:val="center"/>
+        </w:trPr>
+        <w:tc>
+          <w:tcPr>
+            <w:tcW w:w="805" w:type="dxa"/>
+            <w:shd w:val="clear" w:color="auto" w:fill="auto"/>
+            <w:vAlign w:val="center"/>
+          </w:tcPr>
+          <w:p>
+            <w:pPr>
+              <w:jc w:val="center"/>
+              <w:rPr>
+                <w:rFonts w:hint="eastAsia" w:ascii="Times New Roman" w:hAnsi="Times New Roman" w:eastAsia="宋体" w:cs="Times New Roman"/>
+                <w:kern w:val="0"/>
+                <w:szCs w:val="20"/>
+                <w:lang w:val="en-US" w:eastAsia="zh-CN"/>
+              </w:rPr>
+            </w:pPr>
+            <w:r>
+              <w:rPr>
+                <w:rFonts w:hint="eastAsia" w:ascii="Times New Roman" w:hAnsi="Times New Roman" w:eastAsia="宋体" w:cs="Times New Roman"/>
+                <w:kern w:val="0"/>
+                <w:szCs w:val="20"/>
+              </w:rPr>
+              <w:t>选项</w:t>
+            </w:r>
+          </w:p>
+        </w:tc>
+        <w:tc>
+          <w:tcPr>
+            <w:tcW w:w="819" w:type="dxa"/>
+            <w:shd w:val="clear" w:color="auto" w:fill="auto"/>
+            <w:vAlign w:val="center"/>
+          </w:tcPr>
+          <w:p>
+            <w:pPr>
+              <w:jc w:val="center"/>
+              <w:rPr>
+                <w:rFonts w:hint="eastAsia" w:ascii="Times New Roman" w:hAnsi="Times New Roman" w:eastAsia="宋体" w:cs="Times New Roman"/>
+                <w:kern w:val="0"/>
+                <w:szCs w:val="20"/>
+                <w:lang w:val="en-US" w:eastAsia="zh-CN"/>
+              </w:rPr>
+            </w:pPr>
+            <w:bookmarkStart w:id="0" w:name="_GoBack"/>
+            <w:r>
+              <w:rPr>
+                <w:rFonts w:hint="eastAsia" w:ascii="Times New Roman" w:hAnsi="Times New Roman" w:eastAsia="宋体" w:cs="Times New Roman"/>
+                <w:kern w:val="0"/>
+                <w:szCs w:val="20"/>
+                <w:lang w:val="en-US" w:eastAsia="zh-CN"/>
+              </w:rPr>
+              <w:t>{{ ans[20] }}</w:t>
+            </w:r>
+            <w:bookmarkEnd w:id="0"/>
+          </w:p>
+        </w:tc>
+        <w:tc>
+          <w:tcPr>
+            <w:tcW w:w="819" w:type="dxa"/>
+            <w:shd w:val="clear" w:color="auto" w:fill="auto"/>
+            <w:vAlign w:val="center"/>
+          </w:tcPr>
+          <w:p>
+            <w:pPr>
+              <w:jc w:val="center"/>
+              <w:rPr>
+                <w:rFonts w:hint="eastAsia" w:ascii="Times New Roman" w:hAnsi="Times New Roman" w:eastAsia="宋体" w:cs="Times New Roman"/>
+                <w:kern w:val="0"/>
+                <w:szCs w:val="20"/>
+                <w:lang w:val="en-US" w:eastAsia="zh-CN"/>
+              </w:rPr>
+            </w:pPr>
+            <w:r>
+              <w:rPr>
+                <w:rFonts w:hint="eastAsia" w:ascii="Times New Roman" w:hAnsi="Times New Roman" w:eastAsia="宋体" w:cs="Times New Roman"/>
+                <w:kern w:val="0"/>
+                <w:szCs w:val="20"/>
+                <w:lang w:val="en-US" w:eastAsia="zh-CN"/>
+              </w:rPr>
+              <w:t>{{ ans[21] }}</w:t>
+            </w:r>
+          </w:p>
+        </w:tc>
+        <w:tc>
+          <w:tcPr>
+            <w:tcW w:w="819" w:type="dxa"/>
+            <w:shd w:val="clear" w:color="auto" w:fill="auto"/>
+            <w:vAlign w:val="center"/>
+          </w:tcPr>
+          <w:p>
+            <w:pPr>
+              <w:jc w:val="center"/>
+              <w:rPr>
+                <w:rFonts w:hint="eastAsia" w:ascii="Times New Roman" w:hAnsi="Times New Roman" w:eastAsia="宋体" w:cs="Times New Roman"/>
+                <w:kern w:val="0"/>
+                <w:szCs w:val="20"/>
+                <w:lang w:val="en-US" w:eastAsia="zh-CN"/>
+              </w:rPr>
+            </w:pPr>
+            <w:r>
+              <w:rPr>
+                <w:rFonts w:hint="eastAsia" w:ascii="Times New Roman" w:hAnsi="Times New Roman" w:eastAsia="宋体" w:cs="Times New Roman"/>
+                <w:kern w:val="0"/>
+                <w:szCs w:val="20"/>
+                <w:lang w:val="en-US" w:eastAsia="zh-CN"/>
+              </w:rPr>
+              <w:t>{{ ans[22] }}</w:t>
+            </w:r>
+          </w:p>
+        </w:tc>
+        <w:tc>
+          <w:tcPr>
+            <w:tcW w:w="819" w:type="dxa"/>
+            <w:shd w:val="clear" w:color="auto" w:fill="auto"/>
+            <w:vAlign w:val="center"/>
+          </w:tcPr>
+          <w:p>
+            <w:pPr>
+              <w:jc w:val="center"/>
+              <w:rPr>
+                <w:rFonts w:hint="eastAsia" w:ascii="Times New Roman" w:hAnsi="Times New Roman" w:eastAsia="宋体" w:cs="Times New Roman"/>
+                <w:kern w:val="0"/>
+                <w:szCs w:val="20"/>
+                <w:lang w:val="en-US" w:eastAsia="zh-CN"/>
+              </w:rPr>
+            </w:pPr>
+            <w:r>
+              <w:rPr>
+                <w:rFonts w:hint="eastAsia" w:ascii="Times New Roman" w:hAnsi="Times New Roman" w:eastAsia="宋体" w:cs="Times New Roman"/>
+                <w:kern w:val="0"/>
+                <w:szCs w:val="20"/>
+                <w:lang w:val="en-US" w:eastAsia="zh-CN"/>
+              </w:rPr>
+              <w:t>{{ ans[23] }}</w:t>
+            </w:r>
+          </w:p>
+        </w:tc>
+        <w:tc>
+          <w:tcPr>
+            <w:tcW w:w="819" w:type="dxa"/>
+            <w:shd w:val="clear" w:color="auto" w:fill="auto"/>
+            <w:vAlign w:val="center"/>
+          </w:tcPr>
+          <w:p>
+            <w:pPr>
+              <w:jc w:val="center"/>
+              <w:rPr>
+                <w:rFonts w:hint="eastAsia" w:ascii="Times New Roman" w:hAnsi="Times New Roman" w:eastAsia="宋体" w:cs="Times New Roman"/>
+                <w:kern w:val="0"/>
+                <w:szCs w:val="20"/>
+                <w:lang w:val="en-US" w:eastAsia="zh-CN"/>
+              </w:rPr>
+            </w:pPr>
+            <w:r>
+              <w:rPr>
+                <w:rFonts w:hint="eastAsia" w:ascii="Times New Roman" w:hAnsi="Times New Roman" w:eastAsia="宋体" w:cs="Times New Roman"/>
+                <w:kern w:val="0"/>
+                <w:szCs w:val="20"/>
+                <w:lang w:val="en-US" w:eastAsia="zh-CN"/>
+              </w:rPr>
+              <w:t>{{ ans[24] }}</w:t>
+            </w:r>
+          </w:p>
+        </w:tc>
+        <w:tc>
+          <w:tcPr>
+            <w:tcW w:w="819" w:type="dxa"/>
+            <w:shd w:val="clear" w:color="auto" w:fill="auto"/>
+            <w:vAlign w:val="center"/>
+          </w:tcPr>
+          <w:p>
+            <w:pPr>
+              <w:jc w:val="center"/>
+              <w:rPr>
+                <w:rFonts w:hint="eastAsia" w:ascii="Times New Roman" w:hAnsi="Times New Roman" w:eastAsia="宋体" w:cs="Times New Roman"/>
+                <w:kern w:val="0"/>
+                <w:szCs w:val="20"/>
+                <w:lang w:val="en-US" w:eastAsia="zh-CN"/>
+              </w:rPr>
+            </w:pPr>
+            <w:r>
+              <w:rPr>
+                <w:rFonts w:hint="eastAsia" w:ascii="Times New Roman" w:hAnsi="Times New Roman" w:eastAsia="宋体" w:cs="Times New Roman"/>
+                <w:kern w:val="0"/>
+                <w:szCs w:val="20"/>
+                <w:lang w:val="en-US" w:eastAsia="zh-CN"/>
+              </w:rPr>
+              <w:t>{{ ans[25] }}</w:t>
+            </w:r>
+          </w:p>
+        </w:tc>
+        <w:tc>
+          <w:tcPr>
+            <w:tcW w:w="819" w:type="dxa"/>
+            <w:shd w:val="clear" w:color="auto" w:fill="auto"/>
+            <w:vAlign w:val="center"/>
+          </w:tcPr>
+          <w:p>
+            <w:pPr>
+              <w:jc w:val="center"/>
+              <w:rPr>
+                <w:rFonts w:hint="eastAsia" w:ascii="Times New Roman" w:hAnsi="Times New Roman" w:eastAsia="宋体" w:cs="Times New Roman"/>
+                <w:kern w:val="0"/>
+                <w:szCs w:val="20"/>
+                <w:lang w:val="en-US" w:eastAsia="zh-CN"/>
+              </w:rPr>
+            </w:pPr>
+            <w:r>
+              <w:rPr>
+                <w:rFonts w:hint="eastAsia" w:ascii="Times New Roman" w:hAnsi="Times New Roman" w:eastAsia="宋体" w:cs="Times New Roman"/>
+                <w:kern w:val="0"/>
+                <w:szCs w:val="20"/>
+                <w:lang w:val="en-US" w:eastAsia="zh-CN"/>
+              </w:rPr>
+              <w:t>{{ ans[26] }}</w:t>
+            </w:r>
+          </w:p>
+        </w:tc>
+        <w:tc>
+          <w:tcPr>
+            <w:tcW w:w="819" w:type="dxa"/>
+            <w:shd w:val="clear" w:color="auto" w:fill="auto"/>
+            <w:vAlign w:val="center"/>
+          </w:tcPr>
+          <w:p>
+            <w:pPr>
+              <w:jc w:val="center"/>
+              <w:rPr>
+                <w:rFonts w:hint="eastAsia" w:ascii="Times New Roman" w:hAnsi="Times New Roman" w:eastAsia="宋体" w:cs="Times New Roman"/>
+                <w:kern w:val="0"/>
+                <w:szCs w:val="20"/>
+                <w:lang w:val="en-US" w:eastAsia="zh-CN"/>
+              </w:rPr>
+            </w:pPr>
+            <w:r>
+              <w:rPr>
+                <w:rFonts w:hint="eastAsia" w:ascii="Times New Roman" w:hAnsi="Times New Roman" w:eastAsia="宋体" w:cs="Times New Roman"/>
+                <w:kern w:val="0"/>
+                <w:szCs w:val="20"/>
+                <w:lang w:val="en-US" w:eastAsia="zh-CN"/>
+              </w:rPr>
+              <w:t>{{ ans[27] }}</w:t>
+            </w:r>
+          </w:p>
+        </w:tc>
+        <w:tc>
+          <w:tcPr>
+            <w:tcW w:w="819" w:type="dxa"/>
+            <w:shd w:val="clear" w:color="auto" w:fill="auto"/>
+            <w:vAlign w:val="center"/>
+          </w:tcPr>
+          <w:p>
+            <w:pPr>
+              <w:jc w:val="center"/>
+              <w:rPr>
+                <w:rFonts w:hint="eastAsia" w:ascii="Times New Roman" w:hAnsi="Times New Roman" w:eastAsia="宋体" w:cs="Times New Roman"/>
+                <w:kern w:val="0"/>
+                <w:szCs w:val="20"/>
+                <w:lang w:val="en-US" w:eastAsia="zh-CN"/>
+              </w:rPr>
+            </w:pPr>
+            <w:r>
+              <w:rPr>
+                <w:rFonts w:hint="eastAsia" w:ascii="Times New Roman" w:hAnsi="Times New Roman" w:eastAsia="宋体" w:cs="Times New Roman"/>
+                <w:kern w:val="0"/>
+                <w:szCs w:val="20"/>
+                <w:lang w:val="en-US" w:eastAsia="zh-CN"/>
+              </w:rPr>
+              <w:t>{{ ans[28] }}</w:t>
+            </w:r>
+          </w:p>
+        </w:tc>
+        <w:tc>
+          <w:tcPr>
+            <w:tcW w:w="819" w:type="dxa"/>
+            <w:shd w:val="clear" w:color="auto" w:fill="auto"/>
+            <w:vAlign w:val="center"/>
+          </w:tcPr>
+          <w:p>
+            <w:pPr>
+              <w:jc w:val="center"/>
+              <w:rPr>
+                <w:rFonts w:hint="eastAsia" w:ascii="Times New Roman" w:hAnsi="Times New Roman" w:eastAsia="宋体" w:cs="Times New Roman"/>
+                <w:kern w:val="0"/>
+                <w:szCs w:val="20"/>
+                <w:lang w:val="en-US" w:eastAsia="zh-CN"/>
+              </w:rPr>
+            </w:pPr>
+            <w:r>
+              <w:rPr>
+                <w:rFonts w:hint="eastAsia" w:ascii="Times New Roman" w:hAnsi="Times New Roman" w:eastAsia="宋体" w:cs="Times New Roman"/>
+                <w:kern w:val="0"/>
+                <w:szCs w:val="20"/>
+                <w:lang w:val="en-US" w:eastAsia="zh-CN"/>
+              </w:rPr>
+              <w:t>{{ ans[29] }}</w:t>
             </w:r>
           </w:p>
         </w:tc>

--- a/template.docx
+++ b/template.docx
@@ -1757,259 +1757,1586 @@
                 <w:lang w:val="en-US" w:eastAsia="zh-CN"/>
               </w:rPr>
             </w:pPr>
+            <w:r>
+              <w:rPr>
+                <w:rFonts w:hint="eastAsia" w:ascii="Times New Roman" w:hAnsi="Times New Roman" w:eastAsia="宋体" w:cs="Times New Roman"/>
+                <w:kern w:val="0"/>
+                <w:szCs w:val="20"/>
+                <w:lang w:val="en-US" w:eastAsia="zh-CN"/>
+              </w:rPr>
+              <w:t>{{ ans[20] }}</w:t>
+            </w:r>
+          </w:p>
+        </w:tc>
+        <w:tc>
+          <w:tcPr>
+            <w:tcW w:w="819" w:type="dxa"/>
+            <w:shd w:val="clear" w:color="auto" w:fill="auto"/>
+            <w:vAlign w:val="center"/>
+          </w:tcPr>
+          <w:p>
+            <w:pPr>
+              <w:jc w:val="center"/>
+              <w:rPr>
+                <w:rFonts w:hint="eastAsia" w:ascii="Times New Roman" w:hAnsi="Times New Roman" w:eastAsia="宋体" w:cs="Times New Roman"/>
+                <w:kern w:val="0"/>
+                <w:szCs w:val="20"/>
+                <w:lang w:val="en-US" w:eastAsia="zh-CN"/>
+              </w:rPr>
+            </w:pPr>
+            <w:r>
+              <w:rPr>
+                <w:rFonts w:hint="eastAsia" w:ascii="Times New Roman" w:hAnsi="Times New Roman" w:eastAsia="宋体" w:cs="Times New Roman"/>
+                <w:kern w:val="0"/>
+                <w:szCs w:val="20"/>
+                <w:lang w:val="en-US" w:eastAsia="zh-CN"/>
+              </w:rPr>
+              <w:t>{{ ans[21] }}</w:t>
+            </w:r>
+          </w:p>
+        </w:tc>
+        <w:tc>
+          <w:tcPr>
+            <w:tcW w:w="819" w:type="dxa"/>
+            <w:shd w:val="clear" w:color="auto" w:fill="auto"/>
+            <w:vAlign w:val="center"/>
+          </w:tcPr>
+          <w:p>
+            <w:pPr>
+              <w:jc w:val="center"/>
+              <w:rPr>
+                <w:rFonts w:hint="eastAsia" w:ascii="Times New Roman" w:hAnsi="Times New Roman" w:eastAsia="宋体" w:cs="Times New Roman"/>
+                <w:kern w:val="0"/>
+                <w:szCs w:val="20"/>
+                <w:lang w:val="en-US" w:eastAsia="zh-CN"/>
+              </w:rPr>
+            </w:pPr>
+            <w:r>
+              <w:rPr>
+                <w:rFonts w:hint="eastAsia" w:ascii="Times New Roman" w:hAnsi="Times New Roman" w:eastAsia="宋体" w:cs="Times New Roman"/>
+                <w:kern w:val="0"/>
+                <w:szCs w:val="20"/>
+                <w:lang w:val="en-US" w:eastAsia="zh-CN"/>
+              </w:rPr>
+              <w:t>{{ ans[22] }}</w:t>
+            </w:r>
+          </w:p>
+        </w:tc>
+        <w:tc>
+          <w:tcPr>
+            <w:tcW w:w="819" w:type="dxa"/>
+            <w:shd w:val="clear" w:color="auto" w:fill="auto"/>
+            <w:vAlign w:val="center"/>
+          </w:tcPr>
+          <w:p>
+            <w:pPr>
+              <w:jc w:val="center"/>
+              <w:rPr>
+                <w:rFonts w:hint="eastAsia" w:ascii="Times New Roman" w:hAnsi="Times New Roman" w:eastAsia="宋体" w:cs="Times New Roman"/>
+                <w:kern w:val="0"/>
+                <w:szCs w:val="20"/>
+                <w:lang w:val="en-US" w:eastAsia="zh-CN"/>
+              </w:rPr>
+            </w:pPr>
+            <w:r>
+              <w:rPr>
+                <w:rFonts w:hint="eastAsia" w:ascii="Times New Roman" w:hAnsi="Times New Roman" w:eastAsia="宋体" w:cs="Times New Roman"/>
+                <w:kern w:val="0"/>
+                <w:szCs w:val="20"/>
+                <w:lang w:val="en-US" w:eastAsia="zh-CN"/>
+              </w:rPr>
+              <w:t>{{ ans[23] }}</w:t>
+            </w:r>
+          </w:p>
+        </w:tc>
+        <w:tc>
+          <w:tcPr>
+            <w:tcW w:w="819" w:type="dxa"/>
+            <w:shd w:val="clear" w:color="auto" w:fill="auto"/>
+            <w:vAlign w:val="center"/>
+          </w:tcPr>
+          <w:p>
+            <w:pPr>
+              <w:jc w:val="center"/>
+              <w:rPr>
+                <w:rFonts w:hint="eastAsia" w:ascii="Times New Roman" w:hAnsi="Times New Roman" w:eastAsia="宋体" w:cs="Times New Roman"/>
+                <w:kern w:val="0"/>
+                <w:szCs w:val="20"/>
+                <w:lang w:val="en-US" w:eastAsia="zh-CN"/>
+              </w:rPr>
+            </w:pPr>
+            <w:r>
+              <w:rPr>
+                <w:rFonts w:hint="eastAsia" w:ascii="Times New Roman" w:hAnsi="Times New Roman" w:eastAsia="宋体" w:cs="Times New Roman"/>
+                <w:kern w:val="0"/>
+                <w:szCs w:val="20"/>
+                <w:lang w:val="en-US" w:eastAsia="zh-CN"/>
+              </w:rPr>
+              <w:t>{{ ans[24] }}</w:t>
+            </w:r>
+          </w:p>
+        </w:tc>
+        <w:tc>
+          <w:tcPr>
+            <w:tcW w:w="819" w:type="dxa"/>
+            <w:shd w:val="clear" w:color="auto" w:fill="auto"/>
+            <w:vAlign w:val="center"/>
+          </w:tcPr>
+          <w:p>
+            <w:pPr>
+              <w:jc w:val="center"/>
+              <w:rPr>
+                <w:rFonts w:hint="eastAsia" w:ascii="Times New Roman" w:hAnsi="Times New Roman" w:eastAsia="宋体" w:cs="Times New Roman"/>
+                <w:kern w:val="0"/>
+                <w:szCs w:val="20"/>
+                <w:lang w:val="en-US" w:eastAsia="zh-CN"/>
+              </w:rPr>
+            </w:pPr>
+            <w:r>
+              <w:rPr>
+                <w:rFonts w:hint="eastAsia" w:ascii="Times New Roman" w:hAnsi="Times New Roman" w:eastAsia="宋体" w:cs="Times New Roman"/>
+                <w:kern w:val="0"/>
+                <w:szCs w:val="20"/>
+                <w:lang w:val="en-US" w:eastAsia="zh-CN"/>
+              </w:rPr>
+              <w:t>{{ ans[25] }}</w:t>
+            </w:r>
+          </w:p>
+        </w:tc>
+        <w:tc>
+          <w:tcPr>
+            <w:tcW w:w="819" w:type="dxa"/>
+            <w:shd w:val="clear" w:color="auto" w:fill="auto"/>
+            <w:vAlign w:val="center"/>
+          </w:tcPr>
+          <w:p>
+            <w:pPr>
+              <w:jc w:val="center"/>
+              <w:rPr>
+                <w:rFonts w:hint="eastAsia" w:ascii="Times New Roman" w:hAnsi="Times New Roman" w:eastAsia="宋体" w:cs="Times New Roman"/>
+                <w:kern w:val="0"/>
+                <w:szCs w:val="20"/>
+                <w:lang w:val="en-US" w:eastAsia="zh-CN"/>
+              </w:rPr>
+            </w:pPr>
+            <w:r>
+              <w:rPr>
+                <w:rFonts w:hint="eastAsia" w:ascii="Times New Roman" w:hAnsi="Times New Roman" w:eastAsia="宋体" w:cs="Times New Roman"/>
+                <w:kern w:val="0"/>
+                <w:szCs w:val="20"/>
+                <w:lang w:val="en-US" w:eastAsia="zh-CN"/>
+              </w:rPr>
+              <w:t>{{ ans[26] }}</w:t>
+            </w:r>
+          </w:p>
+        </w:tc>
+        <w:tc>
+          <w:tcPr>
+            <w:tcW w:w="819" w:type="dxa"/>
+            <w:shd w:val="clear" w:color="auto" w:fill="auto"/>
+            <w:vAlign w:val="center"/>
+          </w:tcPr>
+          <w:p>
+            <w:pPr>
+              <w:jc w:val="center"/>
+              <w:rPr>
+                <w:rFonts w:hint="eastAsia" w:ascii="Times New Roman" w:hAnsi="Times New Roman" w:eastAsia="宋体" w:cs="Times New Roman"/>
+                <w:kern w:val="0"/>
+                <w:szCs w:val="20"/>
+                <w:lang w:val="en-US" w:eastAsia="zh-CN"/>
+              </w:rPr>
+            </w:pPr>
+            <w:r>
+              <w:rPr>
+                <w:rFonts w:hint="eastAsia" w:ascii="Times New Roman" w:hAnsi="Times New Roman" w:eastAsia="宋体" w:cs="Times New Roman"/>
+                <w:kern w:val="0"/>
+                <w:szCs w:val="20"/>
+                <w:lang w:val="en-US" w:eastAsia="zh-CN"/>
+              </w:rPr>
+              <w:t>{{ ans[27] }}</w:t>
+            </w:r>
+          </w:p>
+        </w:tc>
+        <w:tc>
+          <w:tcPr>
+            <w:tcW w:w="819" w:type="dxa"/>
+            <w:shd w:val="clear" w:color="auto" w:fill="auto"/>
+            <w:vAlign w:val="center"/>
+          </w:tcPr>
+          <w:p>
+            <w:pPr>
+              <w:jc w:val="center"/>
+              <w:rPr>
+                <w:rFonts w:hint="eastAsia" w:ascii="Times New Roman" w:hAnsi="Times New Roman" w:eastAsia="宋体" w:cs="Times New Roman"/>
+                <w:kern w:val="0"/>
+                <w:szCs w:val="20"/>
+                <w:lang w:val="en-US" w:eastAsia="zh-CN"/>
+              </w:rPr>
+            </w:pPr>
+            <w:r>
+              <w:rPr>
+                <w:rFonts w:hint="eastAsia" w:ascii="Times New Roman" w:hAnsi="Times New Roman" w:eastAsia="宋体" w:cs="Times New Roman"/>
+                <w:kern w:val="0"/>
+                <w:szCs w:val="20"/>
+                <w:lang w:val="en-US" w:eastAsia="zh-CN"/>
+              </w:rPr>
+              <w:t>{{ ans[28] }}</w:t>
+            </w:r>
+          </w:p>
+        </w:tc>
+        <w:tc>
+          <w:tcPr>
+            <w:tcW w:w="819" w:type="dxa"/>
+            <w:shd w:val="clear" w:color="auto" w:fill="auto"/>
+            <w:vAlign w:val="center"/>
+          </w:tcPr>
+          <w:p>
+            <w:pPr>
+              <w:jc w:val="center"/>
+              <w:rPr>
+                <w:rFonts w:hint="eastAsia" w:ascii="Times New Roman" w:hAnsi="Times New Roman" w:eastAsia="宋体" w:cs="Times New Roman"/>
+                <w:kern w:val="0"/>
+                <w:szCs w:val="20"/>
+                <w:lang w:val="en-US" w:eastAsia="zh-CN"/>
+              </w:rPr>
+            </w:pPr>
+            <w:r>
+              <w:rPr>
+                <w:rFonts w:hint="eastAsia" w:ascii="Times New Roman" w:hAnsi="Times New Roman" w:eastAsia="宋体" w:cs="Times New Roman"/>
+                <w:kern w:val="0"/>
+                <w:szCs w:val="20"/>
+                <w:lang w:val="en-US" w:eastAsia="zh-CN"/>
+              </w:rPr>
+              <w:t>{{ ans[29] }}</w:t>
+            </w:r>
+          </w:p>
+        </w:tc>
+      </w:tr>
+      <w:tr>
+        <w:tblPrEx>
+          <w:tblBorders>
+            <w:top w:val="single" w:color="auto" w:sz="4" w:space="0"/>
+            <w:left w:val="single" w:color="auto" w:sz="4" w:space="0"/>
+            <w:bottom w:val="single" w:color="auto" w:sz="4" w:space="0"/>
+            <w:right w:val="single" w:color="auto" w:sz="4" w:space="0"/>
+            <w:insideH w:val="single" w:color="auto" w:sz="4" w:space="0"/>
+            <w:insideV w:val="single" w:color="auto" w:sz="4" w:space="0"/>
+          </w:tblBorders>
+          <w:tblCellMar>
+            <w:top w:w="0" w:type="dxa"/>
+            <w:left w:w="108" w:type="dxa"/>
+            <w:bottom w:w="0" w:type="dxa"/>
+            <w:right w:w="108" w:type="dxa"/>
+          </w:tblCellMar>
+        </w:tblPrEx>
+        <w:trPr>
+          <w:trHeight w:val="679" w:hRule="atLeast"/>
+          <w:jc w:val="center"/>
+        </w:trPr>
+        <w:tc>
+          <w:tcPr>
+            <w:tcW w:w="805" w:type="dxa"/>
+            <w:shd w:val="clear" w:color="auto" w:fill="auto"/>
+            <w:vAlign w:val="center"/>
+          </w:tcPr>
+          <w:p>
+            <w:pPr>
+              <w:jc w:val="center"/>
+              <w:rPr>
+                <w:rFonts w:hint="eastAsia" w:ascii="Times New Roman" w:hAnsi="Times New Roman" w:eastAsia="宋体" w:cs="Times New Roman"/>
+                <w:kern w:val="0"/>
+                <w:sz w:val="24"/>
+                <w:szCs w:val="20"/>
+                <w:lang w:val="en-US" w:eastAsia="zh-CN" w:bidi="ar-SA"/>
+              </w:rPr>
+            </w:pPr>
+            <w:r>
+              <w:rPr>
+                <w:rFonts w:hint="eastAsia" w:ascii="Times New Roman" w:hAnsi="Times New Roman" w:eastAsia="宋体" w:cs="Times New Roman"/>
+                <w:kern w:val="0"/>
+                <w:szCs w:val="20"/>
+              </w:rPr>
+              <w:t>题号</w:t>
+            </w:r>
+          </w:p>
+        </w:tc>
+        <w:tc>
+          <w:tcPr>
+            <w:tcW w:w="819" w:type="dxa"/>
+            <w:shd w:val="clear" w:color="auto" w:fill="auto"/>
+            <w:vAlign w:val="center"/>
+          </w:tcPr>
+          <w:p>
+            <w:pPr>
+              <w:jc w:val="center"/>
+              <w:rPr>
+                <w:rFonts w:hint="default" w:ascii="Times New Roman" w:hAnsi="Times New Roman" w:eastAsia="宋体" w:cs="Times New Roman"/>
+                <w:kern w:val="0"/>
+                <w:sz w:val="24"/>
+                <w:szCs w:val="20"/>
+                <w:lang w:val="en-US" w:eastAsia="zh-CN" w:bidi="ar-SA"/>
+              </w:rPr>
+            </w:pPr>
+            <w:r>
+              <w:rPr>
+                <w:rFonts w:hint="eastAsia" w:ascii="Times New Roman" w:hAnsi="Times New Roman" w:eastAsia="宋体" w:cs="Times New Roman"/>
+                <w:kern w:val="0"/>
+                <w:szCs w:val="20"/>
+                <w:lang w:val="en-US" w:eastAsia="zh-CN"/>
+              </w:rPr>
+              <w:t>31</w:t>
+            </w:r>
+          </w:p>
+        </w:tc>
+        <w:tc>
+          <w:tcPr>
+            <w:tcW w:w="819" w:type="dxa"/>
+            <w:shd w:val="clear" w:color="auto" w:fill="auto"/>
+            <w:vAlign w:val="center"/>
+          </w:tcPr>
+          <w:p>
+            <w:pPr>
+              <w:jc w:val="center"/>
+              <w:rPr>
+                <w:rFonts w:hint="default" w:ascii="Times New Roman" w:hAnsi="Times New Roman" w:eastAsia="宋体" w:cs="Times New Roman"/>
+                <w:kern w:val="0"/>
+                <w:sz w:val="24"/>
+                <w:szCs w:val="20"/>
+                <w:lang w:val="en-US" w:eastAsia="zh-CN" w:bidi="ar-SA"/>
+              </w:rPr>
+            </w:pPr>
+            <w:r>
+              <w:rPr>
+                <w:rFonts w:hint="eastAsia" w:ascii="Times New Roman" w:hAnsi="Times New Roman" w:eastAsia="宋体" w:cs="Times New Roman"/>
+                <w:kern w:val="0"/>
+                <w:sz w:val="24"/>
+                <w:szCs w:val="20"/>
+                <w:lang w:val="en-US" w:eastAsia="zh-CN" w:bidi="ar-SA"/>
+              </w:rPr>
+              <w:t>32</w:t>
+            </w:r>
+          </w:p>
+        </w:tc>
+        <w:tc>
+          <w:tcPr>
+            <w:tcW w:w="819" w:type="dxa"/>
+            <w:shd w:val="clear" w:color="auto" w:fill="auto"/>
+            <w:vAlign w:val="center"/>
+          </w:tcPr>
+          <w:p>
+            <w:pPr>
+              <w:jc w:val="center"/>
+              <w:rPr>
+                <w:rFonts w:hint="eastAsia" w:ascii="Times New Roman" w:hAnsi="Times New Roman" w:eastAsia="宋体" w:cs="Times New Roman"/>
+                <w:kern w:val="0"/>
+                <w:sz w:val="24"/>
+                <w:szCs w:val="20"/>
+                <w:lang w:val="en-US" w:eastAsia="zh-CN" w:bidi="ar-SA"/>
+              </w:rPr>
+            </w:pPr>
+            <w:r>
+              <w:rPr>
+                <w:rFonts w:hint="eastAsia" w:ascii="Times New Roman" w:hAnsi="Times New Roman" w:eastAsia="宋体" w:cs="Times New Roman"/>
+                <w:kern w:val="0"/>
+                <w:szCs w:val="20"/>
+                <w:lang w:val="en-US" w:eastAsia="zh-CN"/>
+              </w:rPr>
+              <w:t>33</w:t>
+            </w:r>
+          </w:p>
+        </w:tc>
+        <w:tc>
+          <w:tcPr>
+            <w:tcW w:w="819" w:type="dxa"/>
+            <w:shd w:val="clear" w:color="auto" w:fill="auto"/>
+            <w:vAlign w:val="center"/>
+          </w:tcPr>
+          <w:p>
+            <w:pPr>
+              <w:jc w:val="center"/>
+              <w:rPr>
+                <w:rFonts w:hint="eastAsia" w:ascii="Times New Roman" w:hAnsi="Times New Roman" w:eastAsia="宋体" w:cs="Times New Roman"/>
+                <w:kern w:val="0"/>
+                <w:sz w:val="24"/>
+                <w:szCs w:val="20"/>
+                <w:lang w:val="en-US" w:eastAsia="zh-CN" w:bidi="ar-SA"/>
+              </w:rPr>
+            </w:pPr>
+            <w:r>
+              <w:rPr>
+                <w:rFonts w:hint="eastAsia" w:ascii="Times New Roman" w:hAnsi="Times New Roman" w:eastAsia="宋体" w:cs="Times New Roman"/>
+                <w:kern w:val="0"/>
+                <w:szCs w:val="20"/>
+                <w:lang w:val="en-US" w:eastAsia="zh-CN"/>
+              </w:rPr>
+              <w:t>34</w:t>
+            </w:r>
+          </w:p>
+        </w:tc>
+        <w:tc>
+          <w:tcPr>
+            <w:tcW w:w="819" w:type="dxa"/>
+            <w:shd w:val="clear" w:color="auto" w:fill="auto"/>
+            <w:vAlign w:val="center"/>
+          </w:tcPr>
+          <w:p>
+            <w:pPr>
+              <w:jc w:val="center"/>
+              <w:rPr>
+                <w:rFonts w:hint="eastAsia" w:ascii="Times New Roman" w:hAnsi="Times New Roman" w:eastAsia="宋体" w:cs="Times New Roman"/>
+                <w:kern w:val="0"/>
+                <w:sz w:val="24"/>
+                <w:szCs w:val="20"/>
+                <w:lang w:val="en-US" w:eastAsia="zh-CN" w:bidi="ar-SA"/>
+              </w:rPr>
+            </w:pPr>
+            <w:r>
+              <w:rPr>
+                <w:rFonts w:hint="eastAsia" w:ascii="Times New Roman" w:hAnsi="Times New Roman" w:eastAsia="宋体" w:cs="Times New Roman"/>
+                <w:kern w:val="0"/>
+                <w:szCs w:val="20"/>
+                <w:lang w:val="en-US" w:eastAsia="zh-CN"/>
+              </w:rPr>
+              <w:t>35</w:t>
+            </w:r>
+          </w:p>
+        </w:tc>
+        <w:tc>
+          <w:tcPr>
+            <w:tcW w:w="819" w:type="dxa"/>
+            <w:shd w:val="clear" w:color="auto" w:fill="auto"/>
+            <w:vAlign w:val="center"/>
+          </w:tcPr>
+          <w:p>
+            <w:pPr>
+              <w:jc w:val="center"/>
+              <w:rPr>
+                <w:rFonts w:hint="eastAsia" w:ascii="Times New Roman" w:hAnsi="Times New Roman" w:eastAsia="宋体" w:cs="Times New Roman"/>
+                <w:kern w:val="0"/>
+                <w:sz w:val="24"/>
+                <w:szCs w:val="20"/>
+                <w:lang w:val="en-US" w:eastAsia="zh-CN" w:bidi="ar-SA"/>
+              </w:rPr>
+            </w:pPr>
+            <w:r>
+              <w:rPr>
+                <w:rFonts w:hint="eastAsia" w:ascii="Times New Roman" w:hAnsi="Times New Roman" w:eastAsia="宋体" w:cs="Times New Roman"/>
+                <w:kern w:val="0"/>
+                <w:szCs w:val="20"/>
+                <w:lang w:val="en-US" w:eastAsia="zh-CN"/>
+              </w:rPr>
+              <w:t>36</w:t>
+            </w:r>
+          </w:p>
+        </w:tc>
+        <w:tc>
+          <w:tcPr>
+            <w:tcW w:w="819" w:type="dxa"/>
+            <w:shd w:val="clear" w:color="auto" w:fill="auto"/>
+            <w:vAlign w:val="center"/>
+          </w:tcPr>
+          <w:p>
+            <w:pPr>
+              <w:jc w:val="center"/>
+              <w:rPr>
+                <w:rFonts w:hint="eastAsia" w:ascii="Times New Roman" w:hAnsi="Times New Roman" w:eastAsia="宋体" w:cs="Times New Roman"/>
+                <w:kern w:val="0"/>
+                <w:sz w:val="24"/>
+                <w:szCs w:val="20"/>
+                <w:lang w:val="en-US" w:eastAsia="zh-CN" w:bidi="ar-SA"/>
+              </w:rPr>
+            </w:pPr>
+            <w:r>
+              <w:rPr>
+                <w:rFonts w:hint="eastAsia" w:ascii="Times New Roman" w:hAnsi="Times New Roman" w:eastAsia="宋体" w:cs="Times New Roman"/>
+                <w:kern w:val="0"/>
+                <w:szCs w:val="20"/>
+                <w:lang w:val="en-US" w:eastAsia="zh-CN"/>
+              </w:rPr>
+              <w:t>37</w:t>
+            </w:r>
+          </w:p>
+        </w:tc>
+        <w:tc>
+          <w:tcPr>
+            <w:tcW w:w="819" w:type="dxa"/>
+            <w:shd w:val="clear" w:color="auto" w:fill="auto"/>
+            <w:vAlign w:val="center"/>
+          </w:tcPr>
+          <w:p>
+            <w:pPr>
+              <w:jc w:val="center"/>
+              <w:rPr>
+                <w:rFonts w:hint="eastAsia" w:ascii="Times New Roman" w:hAnsi="Times New Roman" w:eastAsia="宋体" w:cs="Times New Roman"/>
+                <w:kern w:val="0"/>
+                <w:sz w:val="24"/>
+                <w:szCs w:val="20"/>
+                <w:lang w:val="en-US" w:eastAsia="zh-CN" w:bidi="ar-SA"/>
+              </w:rPr>
+            </w:pPr>
+            <w:r>
+              <w:rPr>
+                <w:rFonts w:hint="eastAsia" w:ascii="Times New Roman" w:hAnsi="Times New Roman" w:eastAsia="宋体" w:cs="Times New Roman"/>
+                <w:kern w:val="0"/>
+                <w:szCs w:val="20"/>
+                <w:lang w:val="en-US" w:eastAsia="zh-CN"/>
+              </w:rPr>
+              <w:t>38</w:t>
+            </w:r>
+          </w:p>
+        </w:tc>
+        <w:tc>
+          <w:tcPr>
+            <w:tcW w:w="819" w:type="dxa"/>
+            <w:shd w:val="clear" w:color="auto" w:fill="auto"/>
+            <w:vAlign w:val="center"/>
+          </w:tcPr>
+          <w:p>
+            <w:pPr>
+              <w:jc w:val="center"/>
+              <w:rPr>
+                <w:rFonts w:hint="eastAsia" w:ascii="Times New Roman" w:hAnsi="Times New Roman" w:eastAsia="宋体" w:cs="Times New Roman"/>
+                <w:kern w:val="0"/>
+                <w:sz w:val="24"/>
+                <w:szCs w:val="20"/>
+                <w:lang w:val="en-US" w:eastAsia="zh-CN" w:bidi="ar-SA"/>
+              </w:rPr>
+            </w:pPr>
+            <w:r>
+              <w:rPr>
+                <w:rFonts w:hint="eastAsia" w:ascii="Times New Roman" w:hAnsi="Times New Roman" w:eastAsia="宋体" w:cs="Times New Roman"/>
+                <w:kern w:val="0"/>
+                <w:szCs w:val="20"/>
+                <w:lang w:val="en-US" w:eastAsia="zh-CN"/>
+              </w:rPr>
+              <w:t>39</w:t>
+            </w:r>
+          </w:p>
+        </w:tc>
+        <w:tc>
+          <w:tcPr>
+            <w:tcW w:w="819" w:type="dxa"/>
+            <w:shd w:val="clear" w:color="auto" w:fill="auto"/>
+            <w:vAlign w:val="center"/>
+          </w:tcPr>
+          <w:p>
+            <w:pPr>
+              <w:jc w:val="center"/>
+              <w:rPr>
+                <w:rFonts w:hint="eastAsia" w:ascii="Times New Roman" w:hAnsi="Times New Roman" w:eastAsia="宋体" w:cs="Times New Roman"/>
+                <w:kern w:val="0"/>
+                <w:sz w:val="24"/>
+                <w:szCs w:val="20"/>
+                <w:lang w:val="en-US" w:eastAsia="zh-CN" w:bidi="ar-SA"/>
+              </w:rPr>
+            </w:pPr>
+            <w:r>
+              <w:rPr>
+                <w:rFonts w:hint="eastAsia" w:ascii="Times New Roman" w:hAnsi="Times New Roman" w:eastAsia="宋体" w:cs="Times New Roman"/>
+                <w:kern w:val="0"/>
+                <w:szCs w:val="20"/>
+                <w:lang w:val="en-US" w:eastAsia="zh-CN"/>
+              </w:rPr>
+              <w:t>40</w:t>
+            </w:r>
+          </w:p>
+        </w:tc>
+      </w:tr>
+      <w:tr>
+        <w:tblPrEx>
+          <w:tblBorders>
+            <w:top w:val="single" w:color="auto" w:sz="4" w:space="0"/>
+            <w:left w:val="single" w:color="auto" w:sz="4" w:space="0"/>
+            <w:bottom w:val="single" w:color="auto" w:sz="4" w:space="0"/>
+            <w:right w:val="single" w:color="auto" w:sz="4" w:space="0"/>
+            <w:insideH w:val="single" w:color="auto" w:sz="4" w:space="0"/>
+            <w:insideV w:val="single" w:color="auto" w:sz="4" w:space="0"/>
+          </w:tblBorders>
+          <w:tblCellMar>
+            <w:top w:w="0" w:type="dxa"/>
+            <w:left w:w="108" w:type="dxa"/>
+            <w:bottom w:w="0" w:type="dxa"/>
+            <w:right w:w="108" w:type="dxa"/>
+          </w:tblCellMar>
+        </w:tblPrEx>
+        <w:trPr>
+          <w:trHeight w:val="679" w:hRule="atLeast"/>
+          <w:jc w:val="center"/>
+        </w:trPr>
+        <w:tc>
+          <w:tcPr>
+            <w:tcW w:w="0" w:type="auto"/>
+            <w:shd w:val="clear" w:color="auto" w:fill="auto"/>
+            <w:vAlign w:val="center"/>
+          </w:tcPr>
+          <w:p>
+            <w:pPr>
+              <w:jc w:val="center"/>
+              <w:rPr>
+                <w:rFonts w:hint="eastAsia" w:ascii="Times New Roman" w:hAnsi="Times New Roman" w:eastAsia="宋体" w:cs="Times New Roman"/>
+                <w:kern w:val="0"/>
+                <w:sz w:val="24"/>
+                <w:szCs w:val="20"/>
+                <w:lang w:val="en-US" w:eastAsia="zh-CN" w:bidi="ar-SA"/>
+              </w:rPr>
+            </w:pPr>
+            <w:r>
+              <w:rPr>
+                <w:rFonts w:hint="eastAsia" w:ascii="Times New Roman" w:hAnsi="Times New Roman" w:eastAsia="宋体" w:cs="Times New Roman"/>
+                <w:kern w:val="0"/>
+                <w:szCs w:val="20"/>
+              </w:rPr>
+              <w:t>选项</w:t>
+            </w:r>
+          </w:p>
+        </w:tc>
+        <w:tc>
+          <w:tcPr>
+            <w:tcW w:w="0" w:type="auto"/>
+            <w:shd w:val="clear" w:color="auto" w:fill="auto"/>
+            <w:vAlign w:val="center"/>
+          </w:tcPr>
+          <w:p>
+            <w:pPr>
+              <w:jc w:val="center"/>
+              <w:rPr>
+                <w:rFonts w:hint="eastAsia" w:ascii="Times New Roman" w:hAnsi="Times New Roman" w:eastAsia="宋体" w:cs="Times New Roman"/>
+                <w:kern w:val="0"/>
+                <w:sz w:val="24"/>
+                <w:szCs w:val="20"/>
+                <w:lang w:val="en-US" w:eastAsia="zh-CN" w:bidi="ar-SA"/>
+              </w:rPr>
+            </w:pPr>
+            <w:r>
+              <w:rPr>
+                <w:rFonts w:hint="eastAsia" w:ascii="Times New Roman" w:hAnsi="Times New Roman" w:eastAsia="宋体" w:cs="Times New Roman"/>
+                <w:kern w:val="0"/>
+                <w:szCs w:val="20"/>
+                <w:lang w:val="en-US" w:eastAsia="zh-CN"/>
+              </w:rPr>
+              <w:t>{{ ans[30] }}</w:t>
+            </w:r>
+          </w:p>
+        </w:tc>
+        <w:tc>
+          <w:tcPr>
+            <w:tcW w:w="0" w:type="auto"/>
+            <w:shd w:val="clear" w:color="auto" w:fill="auto"/>
+            <w:vAlign w:val="center"/>
+          </w:tcPr>
+          <w:p>
+            <w:pPr>
+              <w:jc w:val="center"/>
+              <w:rPr>
+                <w:rFonts w:hint="eastAsia" w:ascii="Times New Roman" w:hAnsi="Times New Roman" w:eastAsia="宋体" w:cs="Times New Roman"/>
+                <w:kern w:val="0"/>
+                <w:sz w:val="24"/>
+                <w:szCs w:val="20"/>
+                <w:lang w:val="en-US" w:eastAsia="zh-CN" w:bidi="ar-SA"/>
+              </w:rPr>
+            </w:pPr>
+            <w:r>
+              <w:rPr>
+                <w:rFonts w:hint="eastAsia" w:ascii="Times New Roman" w:hAnsi="Times New Roman" w:eastAsia="宋体" w:cs="Times New Roman"/>
+                <w:kern w:val="0"/>
+                <w:szCs w:val="20"/>
+                <w:lang w:val="en-US" w:eastAsia="zh-CN"/>
+              </w:rPr>
+              <w:t>{{ ans[31] }}</w:t>
+            </w:r>
+          </w:p>
+        </w:tc>
+        <w:tc>
+          <w:tcPr>
+            <w:tcW w:w="0" w:type="auto"/>
+            <w:shd w:val="clear" w:color="auto" w:fill="auto"/>
+            <w:vAlign w:val="center"/>
+          </w:tcPr>
+          <w:p>
+            <w:pPr>
+              <w:jc w:val="center"/>
+              <w:rPr>
+                <w:rFonts w:hint="eastAsia" w:ascii="Times New Roman" w:hAnsi="Times New Roman" w:eastAsia="宋体" w:cs="Times New Roman"/>
+                <w:kern w:val="0"/>
+                <w:sz w:val="24"/>
+                <w:szCs w:val="20"/>
+                <w:lang w:val="en-US" w:eastAsia="zh-CN" w:bidi="ar-SA"/>
+              </w:rPr>
+            </w:pPr>
+            <w:r>
+              <w:rPr>
+                <w:rFonts w:hint="eastAsia" w:ascii="Times New Roman" w:hAnsi="Times New Roman" w:eastAsia="宋体" w:cs="Times New Roman"/>
+                <w:kern w:val="0"/>
+                <w:szCs w:val="20"/>
+                <w:lang w:val="en-US" w:eastAsia="zh-CN"/>
+              </w:rPr>
+              <w:t>{{ ans[32] }}</w:t>
+            </w:r>
+          </w:p>
+        </w:tc>
+        <w:tc>
+          <w:tcPr>
+            <w:tcW w:w="0" w:type="auto"/>
+            <w:shd w:val="clear" w:color="auto" w:fill="auto"/>
+            <w:vAlign w:val="center"/>
+          </w:tcPr>
+          <w:p>
+            <w:pPr>
+              <w:jc w:val="center"/>
+              <w:rPr>
+                <w:rFonts w:hint="eastAsia" w:ascii="Times New Roman" w:hAnsi="Times New Roman" w:eastAsia="宋体" w:cs="Times New Roman"/>
+                <w:kern w:val="0"/>
+                <w:sz w:val="24"/>
+                <w:szCs w:val="20"/>
+                <w:lang w:val="en-US" w:eastAsia="zh-CN" w:bidi="ar-SA"/>
+              </w:rPr>
+            </w:pPr>
+            <w:r>
+              <w:rPr>
+                <w:rFonts w:hint="eastAsia" w:ascii="Times New Roman" w:hAnsi="Times New Roman" w:eastAsia="宋体" w:cs="Times New Roman"/>
+                <w:kern w:val="0"/>
+                <w:szCs w:val="20"/>
+                <w:lang w:val="en-US" w:eastAsia="zh-CN"/>
+              </w:rPr>
+              <w:t>{{ ans[33] }}</w:t>
+            </w:r>
+          </w:p>
+        </w:tc>
+        <w:tc>
+          <w:tcPr>
+            <w:tcW w:w="0" w:type="auto"/>
+            <w:shd w:val="clear" w:color="auto" w:fill="auto"/>
+            <w:vAlign w:val="center"/>
+          </w:tcPr>
+          <w:p>
+            <w:pPr>
+              <w:jc w:val="center"/>
+              <w:rPr>
+                <w:rFonts w:hint="eastAsia" w:ascii="Times New Roman" w:hAnsi="Times New Roman" w:eastAsia="宋体" w:cs="Times New Roman"/>
+                <w:kern w:val="0"/>
+                <w:sz w:val="24"/>
+                <w:szCs w:val="20"/>
+                <w:lang w:val="en-US" w:eastAsia="zh-CN" w:bidi="ar-SA"/>
+              </w:rPr>
+            </w:pPr>
+            <w:r>
+              <w:rPr>
+                <w:rFonts w:hint="eastAsia" w:ascii="Times New Roman" w:hAnsi="Times New Roman" w:eastAsia="宋体" w:cs="Times New Roman"/>
+                <w:kern w:val="0"/>
+                <w:szCs w:val="20"/>
+                <w:lang w:val="en-US" w:eastAsia="zh-CN"/>
+              </w:rPr>
+              <w:t>{{ ans[34] }}</w:t>
+            </w:r>
+          </w:p>
+        </w:tc>
+        <w:tc>
+          <w:tcPr>
+            <w:tcW w:w="0" w:type="auto"/>
+            <w:shd w:val="clear" w:color="auto" w:fill="auto"/>
+            <w:vAlign w:val="center"/>
+          </w:tcPr>
+          <w:p>
+            <w:pPr>
+              <w:jc w:val="center"/>
+              <w:rPr>
+                <w:rFonts w:hint="eastAsia" w:ascii="Times New Roman" w:hAnsi="Times New Roman" w:eastAsia="宋体" w:cs="Times New Roman"/>
+                <w:kern w:val="0"/>
+                <w:sz w:val="24"/>
+                <w:szCs w:val="20"/>
+                <w:lang w:val="en-US" w:eastAsia="zh-CN" w:bidi="ar-SA"/>
+              </w:rPr>
+            </w:pPr>
+            <w:r>
+              <w:rPr>
+                <w:rFonts w:hint="eastAsia" w:ascii="Times New Roman" w:hAnsi="Times New Roman" w:eastAsia="宋体" w:cs="Times New Roman"/>
+                <w:kern w:val="0"/>
+                <w:szCs w:val="20"/>
+                <w:lang w:val="en-US" w:eastAsia="zh-CN"/>
+              </w:rPr>
+              <w:t>{{ ans[35] }}</w:t>
+            </w:r>
+          </w:p>
+        </w:tc>
+        <w:tc>
+          <w:tcPr>
+            <w:tcW w:w="0" w:type="auto"/>
+            <w:shd w:val="clear" w:color="auto" w:fill="auto"/>
+            <w:vAlign w:val="center"/>
+          </w:tcPr>
+          <w:p>
+            <w:pPr>
+              <w:jc w:val="center"/>
+              <w:rPr>
+                <w:rFonts w:hint="eastAsia" w:ascii="Times New Roman" w:hAnsi="Times New Roman" w:eastAsia="宋体" w:cs="Times New Roman"/>
+                <w:kern w:val="0"/>
+                <w:sz w:val="24"/>
+                <w:szCs w:val="20"/>
+                <w:lang w:val="en-US" w:eastAsia="zh-CN" w:bidi="ar-SA"/>
+              </w:rPr>
+            </w:pPr>
+            <w:r>
+              <w:rPr>
+                <w:rFonts w:hint="eastAsia" w:ascii="Times New Roman" w:hAnsi="Times New Roman" w:eastAsia="宋体" w:cs="Times New Roman"/>
+                <w:kern w:val="0"/>
+                <w:szCs w:val="20"/>
+                <w:lang w:val="en-US" w:eastAsia="zh-CN"/>
+              </w:rPr>
+              <w:t>{{ ans[36] }}</w:t>
+            </w:r>
+          </w:p>
+        </w:tc>
+        <w:tc>
+          <w:tcPr>
+            <w:tcW w:w="0" w:type="auto"/>
+            <w:shd w:val="clear" w:color="auto" w:fill="auto"/>
+            <w:vAlign w:val="center"/>
+          </w:tcPr>
+          <w:p>
+            <w:pPr>
+              <w:jc w:val="center"/>
+              <w:rPr>
+                <w:rFonts w:hint="eastAsia" w:ascii="Times New Roman" w:hAnsi="Times New Roman" w:eastAsia="宋体" w:cs="Times New Roman"/>
+                <w:kern w:val="0"/>
+                <w:sz w:val="24"/>
+                <w:szCs w:val="20"/>
+                <w:lang w:val="en-US" w:eastAsia="zh-CN" w:bidi="ar-SA"/>
+              </w:rPr>
+            </w:pPr>
+            <w:r>
+              <w:rPr>
+                <w:rFonts w:hint="eastAsia" w:ascii="Times New Roman" w:hAnsi="Times New Roman" w:eastAsia="宋体" w:cs="Times New Roman"/>
+                <w:kern w:val="0"/>
+                <w:szCs w:val="20"/>
+                <w:lang w:val="en-US" w:eastAsia="zh-CN"/>
+              </w:rPr>
+              <w:t>{{ ans[37] }}</w:t>
+            </w:r>
+          </w:p>
+        </w:tc>
+        <w:tc>
+          <w:tcPr>
+            <w:tcW w:w="0" w:type="auto"/>
+            <w:shd w:val="clear" w:color="auto" w:fill="auto"/>
+            <w:vAlign w:val="center"/>
+          </w:tcPr>
+          <w:p>
+            <w:pPr>
+              <w:jc w:val="center"/>
+              <w:rPr>
+                <w:rFonts w:hint="eastAsia" w:ascii="Times New Roman" w:hAnsi="Times New Roman" w:eastAsia="宋体" w:cs="Times New Roman"/>
+                <w:kern w:val="0"/>
+                <w:sz w:val="24"/>
+                <w:szCs w:val="20"/>
+                <w:lang w:val="en-US" w:eastAsia="zh-CN" w:bidi="ar-SA"/>
+              </w:rPr>
+            </w:pPr>
+            <w:r>
+              <w:rPr>
+                <w:rFonts w:hint="eastAsia" w:ascii="Times New Roman" w:hAnsi="Times New Roman" w:eastAsia="宋体" w:cs="Times New Roman"/>
+                <w:kern w:val="0"/>
+                <w:szCs w:val="20"/>
+                <w:lang w:val="en-US" w:eastAsia="zh-CN"/>
+              </w:rPr>
+              <w:t>{{ ans[38] }}</w:t>
+            </w:r>
+          </w:p>
+        </w:tc>
+        <w:tc>
+          <w:tcPr>
+            <w:tcW w:w="0" w:type="auto"/>
+            <w:shd w:val="clear" w:color="auto" w:fill="auto"/>
+            <w:vAlign w:val="center"/>
+          </w:tcPr>
+          <w:p>
+            <w:pPr>
+              <w:jc w:val="center"/>
+              <w:rPr>
+                <w:rFonts w:hint="eastAsia" w:ascii="Times New Roman" w:hAnsi="Times New Roman" w:eastAsia="宋体" w:cs="Times New Roman"/>
+                <w:kern w:val="0"/>
+                <w:sz w:val="24"/>
+                <w:szCs w:val="20"/>
+                <w:lang w:val="en-US" w:eastAsia="zh-CN" w:bidi="ar-SA"/>
+              </w:rPr>
+            </w:pPr>
+            <w:r>
+              <w:rPr>
+                <w:rFonts w:hint="eastAsia" w:ascii="Times New Roman" w:hAnsi="Times New Roman" w:eastAsia="宋体" w:cs="Times New Roman"/>
+                <w:kern w:val="0"/>
+                <w:szCs w:val="20"/>
+                <w:lang w:val="en-US" w:eastAsia="zh-CN"/>
+              </w:rPr>
+              <w:t>{{ ans[39] }}</w:t>
+            </w:r>
+          </w:p>
+        </w:tc>
+      </w:tr>
+      <w:tr>
+        <w:tblPrEx>
+          <w:tblBorders>
+            <w:top w:val="single" w:color="auto" w:sz="4" w:space="0"/>
+            <w:left w:val="single" w:color="auto" w:sz="4" w:space="0"/>
+            <w:bottom w:val="single" w:color="auto" w:sz="4" w:space="0"/>
+            <w:right w:val="single" w:color="auto" w:sz="4" w:space="0"/>
+            <w:insideH w:val="single" w:color="auto" w:sz="4" w:space="0"/>
+            <w:insideV w:val="single" w:color="auto" w:sz="4" w:space="0"/>
+          </w:tblBorders>
+          <w:tblCellMar>
+            <w:top w:w="0" w:type="dxa"/>
+            <w:left w:w="108" w:type="dxa"/>
+            <w:bottom w:w="0" w:type="dxa"/>
+            <w:right w:w="108" w:type="dxa"/>
+          </w:tblCellMar>
+        </w:tblPrEx>
+        <w:trPr>
+          <w:trHeight w:val="679" w:hRule="atLeast"/>
+          <w:jc w:val="center"/>
+        </w:trPr>
+        <w:tc>
+          <w:tcPr>
+            <w:tcW w:w="0" w:type="auto"/>
+            <w:shd w:val="clear" w:color="auto" w:fill="auto"/>
+            <w:vAlign w:val="center"/>
+          </w:tcPr>
+          <w:p>
+            <w:pPr>
+              <w:jc w:val="center"/>
+              <w:rPr>
+                <w:rFonts w:hint="eastAsia" w:ascii="Times New Roman" w:hAnsi="Times New Roman" w:eastAsia="宋体" w:cs="Times New Roman"/>
+                <w:kern w:val="0"/>
+                <w:sz w:val="24"/>
+                <w:szCs w:val="20"/>
+                <w:lang w:val="en-US" w:eastAsia="zh-CN" w:bidi="ar-SA"/>
+              </w:rPr>
+            </w:pPr>
+            <w:r>
+              <w:rPr>
+                <w:rFonts w:hint="eastAsia" w:ascii="Times New Roman" w:hAnsi="Times New Roman" w:eastAsia="宋体" w:cs="Times New Roman"/>
+                <w:kern w:val="0"/>
+                <w:szCs w:val="20"/>
+              </w:rPr>
+              <w:t>题号</w:t>
+            </w:r>
+          </w:p>
+        </w:tc>
+        <w:tc>
+          <w:tcPr>
+            <w:tcW w:w="0" w:type="auto"/>
+            <w:shd w:val="clear" w:color="auto" w:fill="auto"/>
+            <w:vAlign w:val="center"/>
+          </w:tcPr>
+          <w:p>
+            <w:pPr>
+              <w:jc w:val="center"/>
+              <w:rPr>
+                <w:rFonts w:hint="eastAsia" w:ascii="Times New Roman" w:hAnsi="Times New Roman" w:eastAsia="宋体" w:cs="Times New Roman"/>
+                <w:kern w:val="0"/>
+                <w:sz w:val="24"/>
+                <w:szCs w:val="20"/>
+                <w:lang w:val="en-US" w:eastAsia="zh-CN" w:bidi="ar-SA"/>
+              </w:rPr>
+            </w:pPr>
+            <w:r>
+              <w:rPr>
+                <w:rFonts w:hint="eastAsia" w:ascii="Times New Roman" w:hAnsi="Times New Roman" w:eastAsia="宋体" w:cs="Times New Roman"/>
+                <w:kern w:val="0"/>
+                <w:szCs w:val="20"/>
+                <w:lang w:val="en-US" w:eastAsia="zh-CN"/>
+              </w:rPr>
+              <w:t>41</w:t>
+            </w:r>
+          </w:p>
+        </w:tc>
+        <w:tc>
+          <w:tcPr>
+            <w:tcW w:w="0" w:type="auto"/>
+            <w:shd w:val="clear" w:color="auto" w:fill="auto"/>
+            <w:vAlign w:val="center"/>
+          </w:tcPr>
+          <w:p>
+            <w:pPr>
+              <w:jc w:val="center"/>
+              <w:rPr>
+                <w:rFonts w:hint="eastAsia" w:ascii="Times New Roman" w:hAnsi="Times New Roman" w:eastAsia="宋体" w:cs="Times New Roman"/>
+                <w:kern w:val="0"/>
+                <w:sz w:val="24"/>
+                <w:szCs w:val="20"/>
+                <w:lang w:val="en-US" w:eastAsia="zh-CN" w:bidi="ar-SA"/>
+              </w:rPr>
+            </w:pPr>
+            <w:r>
+              <w:rPr>
+                <w:rFonts w:hint="eastAsia" w:ascii="Times New Roman" w:hAnsi="Times New Roman" w:eastAsia="宋体" w:cs="Times New Roman"/>
+                <w:kern w:val="0"/>
+                <w:sz w:val="24"/>
+                <w:szCs w:val="20"/>
+                <w:lang w:val="en-US" w:eastAsia="zh-CN" w:bidi="ar-SA"/>
+              </w:rPr>
+              <w:t>42</w:t>
+            </w:r>
+          </w:p>
+        </w:tc>
+        <w:tc>
+          <w:tcPr>
+            <w:tcW w:w="0" w:type="auto"/>
+            <w:shd w:val="clear" w:color="auto" w:fill="auto"/>
+            <w:vAlign w:val="center"/>
+          </w:tcPr>
+          <w:p>
+            <w:pPr>
+              <w:jc w:val="center"/>
+              <w:rPr>
+                <w:rFonts w:hint="eastAsia" w:ascii="Times New Roman" w:hAnsi="Times New Roman" w:eastAsia="宋体" w:cs="Times New Roman"/>
+                <w:kern w:val="0"/>
+                <w:sz w:val="24"/>
+                <w:szCs w:val="20"/>
+                <w:lang w:val="en-US" w:eastAsia="zh-CN" w:bidi="ar-SA"/>
+              </w:rPr>
+            </w:pPr>
+            <w:r>
+              <w:rPr>
+                <w:rFonts w:hint="eastAsia" w:ascii="Times New Roman" w:hAnsi="Times New Roman" w:eastAsia="宋体" w:cs="Times New Roman"/>
+                <w:kern w:val="0"/>
+                <w:szCs w:val="20"/>
+                <w:lang w:val="en-US" w:eastAsia="zh-CN"/>
+              </w:rPr>
+              <w:t>43</w:t>
+            </w:r>
+          </w:p>
+        </w:tc>
+        <w:tc>
+          <w:tcPr>
+            <w:tcW w:w="0" w:type="auto"/>
+            <w:shd w:val="clear" w:color="auto" w:fill="auto"/>
+            <w:vAlign w:val="center"/>
+          </w:tcPr>
+          <w:p>
+            <w:pPr>
+              <w:jc w:val="center"/>
+              <w:rPr>
+                <w:rFonts w:hint="eastAsia" w:ascii="Times New Roman" w:hAnsi="Times New Roman" w:eastAsia="宋体" w:cs="Times New Roman"/>
+                <w:kern w:val="0"/>
+                <w:sz w:val="24"/>
+                <w:szCs w:val="20"/>
+                <w:lang w:val="en-US" w:eastAsia="zh-CN" w:bidi="ar-SA"/>
+              </w:rPr>
+            </w:pPr>
+            <w:r>
+              <w:rPr>
+                <w:rFonts w:hint="eastAsia" w:ascii="Times New Roman" w:hAnsi="Times New Roman" w:eastAsia="宋体" w:cs="Times New Roman"/>
+                <w:kern w:val="0"/>
+                <w:szCs w:val="20"/>
+                <w:lang w:val="en-US" w:eastAsia="zh-CN"/>
+              </w:rPr>
+              <w:t>44</w:t>
+            </w:r>
+          </w:p>
+        </w:tc>
+        <w:tc>
+          <w:tcPr>
+            <w:tcW w:w="0" w:type="auto"/>
+            <w:shd w:val="clear" w:color="auto" w:fill="auto"/>
+            <w:vAlign w:val="center"/>
+          </w:tcPr>
+          <w:p>
+            <w:pPr>
+              <w:jc w:val="center"/>
+              <w:rPr>
+                <w:rFonts w:hint="eastAsia" w:ascii="Times New Roman" w:hAnsi="Times New Roman" w:eastAsia="宋体" w:cs="Times New Roman"/>
+                <w:kern w:val="0"/>
+                <w:sz w:val="24"/>
+                <w:szCs w:val="20"/>
+                <w:lang w:val="en-US" w:eastAsia="zh-CN" w:bidi="ar-SA"/>
+              </w:rPr>
+            </w:pPr>
+            <w:r>
+              <w:rPr>
+                <w:rFonts w:hint="eastAsia" w:ascii="Times New Roman" w:hAnsi="Times New Roman" w:eastAsia="宋体" w:cs="Times New Roman"/>
+                <w:kern w:val="0"/>
+                <w:szCs w:val="20"/>
+                <w:lang w:val="en-US" w:eastAsia="zh-CN"/>
+              </w:rPr>
+              <w:t>45</w:t>
+            </w:r>
+          </w:p>
+        </w:tc>
+        <w:tc>
+          <w:tcPr>
+            <w:tcW w:w="0" w:type="auto"/>
+            <w:shd w:val="clear" w:color="auto" w:fill="auto"/>
+            <w:vAlign w:val="center"/>
+          </w:tcPr>
+          <w:p>
+            <w:pPr>
+              <w:jc w:val="center"/>
+              <w:rPr>
+                <w:rFonts w:hint="eastAsia" w:ascii="Times New Roman" w:hAnsi="Times New Roman" w:eastAsia="宋体" w:cs="Times New Roman"/>
+                <w:kern w:val="0"/>
+                <w:sz w:val="24"/>
+                <w:szCs w:val="20"/>
+                <w:lang w:val="en-US" w:eastAsia="zh-CN" w:bidi="ar-SA"/>
+              </w:rPr>
+            </w:pPr>
+            <w:r>
+              <w:rPr>
+                <w:rFonts w:hint="eastAsia" w:ascii="Times New Roman" w:hAnsi="Times New Roman" w:eastAsia="宋体" w:cs="Times New Roman"/>
+                <w:kern w:val="0"/>
+                <w:szCs w:val="20"/>
+                <w:lang w:val="en-US" w:eastAsia="zh-CN"/>
+              </w:rPr>
+              <w:t>46</w:t>
+            </w:r>
+          </w:p>
+        </w:tc>
+        <w:tc>
+          <w:tcPr>
+            <w:tcW w:w="0" w:type="auto"/>
+            <w:shd w:val="clear" w:color="auto" w:fill="auto"/>
+            <w:vAlign w:val="center"/>
+          </w:tcPr>
+          <w:p>
+            <w:pPr>
+              <w:jc w:val="center"/>
+              <w:rPr>
+                <w:rFonts w:hint="eastAsia" w:ascii="Times New Roman" w:hAnsi="Times New Roman" w:eastAsia="宋体" w:cs="Times New Roman"/>
+                <w:kern w:val="0"/>
+                <w:sz w:val="24"/>
+                <w:szCs w:val="20"/>
+                <w:lang w:val="en-US" w:eastAsia="zh-CN" w:bidi="ar-SA"/>
+              </w:rPr>
+            </w:pPr>
+            <w:r>
+              <w:rPr>
+                <w:rFonts w:hint="eastAsia" w:ascii="Times New Roman" w:hAnsi="Times New Roman" w:eastAsia="宋体" w:cs="Times New Roman"/>
+                <w:kern w:val="0"/>
+                <w:szCs w:val="20"/>
+                <w:lang w:val="en-US" w:eastAsia="zh-CN"/>
+              </w:rPr>
+              <w:t>47</w:t>
+            </w:r>
+          </w:p>
+        </w:tc>
+        <w:tc>
+          <w:tcPr>
+            <w:tcW w:w="0" w:type="auto"/>
+            <w:shd w:val="clear" w:color="auto" w:fill="auto"/>
+            <w:vAlign w:val="center"/>
+          </w:tcPr>
+          <w:p>
+            <w:pPr>
+              <w:jc w:val="center"/>
+              <w:rPr>
+                <w:rFonts w:hint="eastAsia" w:ascii="Times New Roman" w:hAnsi="Times New Roman" w:eastAsia="宋体" w:cs="Times New Roman"/>
+                <w:kern w:val="0"/>
+                <w:sz w:val="24"/>
+                <w:szCs w:val="20"/>
+                <w:lang w:val="en-US" w:eastAsia="zh-CN" w:bidi="ar-SA"/>
+              </w:rPr>
+            </w:pPr>
+            <w:r>
+              <w:rPr>
+                <w:rFonts w:hint="eastAsia" w:ascii="Times New Roman" w:hAnsi="Times New Roman" w:eastAsia="宋体" w:cs="Times New Roman"/>
+                <w:kern w:val="0"/>
+                <w:szCs w:val="20"/>
+                <w:lang w:val="en-US" w:eastAsia="zh-CN"/>
+              </w:rPr>
+              <w:t>48</w:t>
+            </w:r>
+          </w:p>
+        </w:tc>
+        <w:tc>
+          <w:tcPr>
+            <w:tcW w:w="0" w:type="auto"/>
+            <w:shd w:val="clear" w:color="auto" w:fill="auto"/>
+            <w:vAlign w:val="center"/>
+          </w:tcPr>
+          <w:p>
+            <w:pPr>
+              <w:jc w:val="center"/>
+              <w:rPr>
+                <w:rFonts w:hint="eastAsia" w:ascii="Times New Roman" w:hAnsi="Times New Roman" w:eastAsia="宋体" w:cs="Times New Roman"/>
+                <w:kern w:val="0"/>
+                <w:sz w:val="24"/>
+                <w:szCs w:val="20"/>
+                <w:lang w:val="en-US" w:eastAsia="zh-CN" w:bidi="ar-SA"/>
+              </w:rPr>
+            </w:pPr>
+            <w:r>
+              <w:rPr>
+                <w:rFonts w:hint="eastAsia" w:ascii="Times New Roman" w:hAnsi="Times New Roman" w:eastAsia="宋体" w:cs="Times New Roman"/>
+                <w:kern w:val="0"/>
+                <w:szCs w:val="20"/>
+                <w:lang w:val="en-US" w:eastAsia="zh-CN"/>
+              </w:rPr>
+              <w:t>49</w:t>
+            </w:r>
+          </w:p>
+        </w:tc>
+        <w:tc>
+          <w:tcPr>
+            <w:tcW w:w="0" w:type="auto"/>
+            <w:shd w:val="clear" w:color="auto" w:fill="auto"/>
+            <w:vAlign w:val="center"/>
+          </w:tcPr>
+          <w:p>
+            <w:pPr>
+              <w:jc w:val="center"/>
+              <w:rPr>
+                <w:rFonts w:hint="eastAsia" w:ascii="Times New Roman" w:hAnsi="Times New Roman" w:eastAsia="宋体" w:cs="Times New Roman"/>
+                <w:kern w:val="0"/>
+                <w:sz w:val="24"/>
+                <w:szCs w:val="20"/>
+                <w:lang w:val="en-US" w:eastAsia="zh-CN" w:bidi="ar-SA"/>
+              </w:rPr>
+            </w:pPr>
+            <w:r>
+              <w:rPr>
+                <w:rFonts w:hint="eastAsia" w:ascii="Times New Roman" w:hAnsi="Times New Roman" w:eastAsia="宋体" w:cs="Times New Roman"/>
+                <w:kern w:val="0"/>
+                <w:szCs w:val="20"/>
+                <w:lang w:val="en-US" w:eastAsia="zh-CN"/>
+              </w:rPr>
+              <w:t>50</w:t>
+            </w:r>
+          </w:p>
+        </w:tc>
+      </w:tr>
+      <w:tr>
+        <w:tblPrEx>
+          <w:tblBorders>
+            <w:top w:val="single" w:color="auto" w:sz="4" w:space="0"/>
+            <w:left w:val="single" w:color="auto" w:sz="4" w:space="0"/>
+            <w:bottom w:val="single" w:color="auto" w:sz="4" w:space="0"/>
+            <w:right w:val="single" w:color="auto" w:sz="4" w:space="0"/>
+            <w:insideH w:val="single" w:color="auto" w:sz="4" w:space="0"/>
+            <w:insideV w:val="single" w:color="auto" w:sz="4" w:space="0"/>
+          </w:tblBorders>
+          <w:tblCellMar>
+            <w:top w:w="0" w:type="dxa"/>
+            <w:left w:w="108" w:type="dxa"/>
+            <w:bottom w:w="0" w:type="dxa"/>
+            <w:right w:w="108" w:type="dxa"/>
+          </w:tblCellMar>
+        </w:tblPrEx>
+        <w:trPr>
+          <w:trHeight w:val="679" w:hRule="atLeast"/>
+          <w:jc w:val="center"/>
+        </w:trPr>
+        <w:tc>
+          <w:tcPr>
+            <w:tcW w:w="0" w:type="auto"/>
+            <w:shd w:val="clear" w:color="auto" w:fill="auto"/>
+            <w:vAlign w:val="center"/>
+          </w:tcPr>
+          <w:p>
+            <w:pPr>
+              <w:jc w:val="center"/>
+              <w:rPr>
+                <w:rFonts w:hint="eastAsia" w:ascii="Times New Roman" w:hAnsi="Times New Roman" w:eastAsia="宋体" w:cs="Times New Roman"/>
+                <w:kern w:val="0"/>
+                <w:sz w:val="24"/>
+                <w:szCs w:val="20"/>
+                <w:lang w:val="en-US" w:eastAsia="zh-CN" w:bidi="ar-SA"/>
+              </w:rPr>
+            </w:pPr>
+            <w:r>
+              <w:rPr>
+                <w:rFonts w:hint="eastAsia" w:ascii="Times New Roman" w:hAnsi="Times New Roman" w:eastAsia="宋体" w:cs="Times New Roman"/>
+                <w:kern w:val="0"/>
+                <w:szCs w:val="20"/>
+              </w:rPr>
+              <w:t>选项</w:t>
+            </w:r>
+          </w:p>
+        </w:tc>
+        <w:tc>
+          <w:tcPr>
+            <w:tcW w:w="0" w:type="auto"/>
+            <w:shd w:val="clear" w:color="auto" w:fill="auto"/>
+            <w:vAlign w:val="center"/>
+          </w:tcPr>
+          <w:p>
+            <w:pPr>
+              <w:jc w:val="center"/>
+              <w:rPr>
+                <w:rFonts w:hint="eastAsia" w:ascii="Times New Roman" w:hAnsi="Times New Roman" w:eastAsia="宋体" w:cs="Times New Roman"/>
+                <w:kern w:val="0"/>
+                <w:sz w:val="24"/>
+                <w:szCs w:val="20"/>
+                <w:lang w:val="en-US" w:eastAsia="zh-CN" w:bidi="ar-SA"/>
+              </w:rPr>
+            </w:pPr>
+            <w:r>
+              <w:rPr>
+                <w:rFonts w:hint="eastAsia" w:ascii="Times New Roman" w:hAnsi="Times New Roman" w:eastAsia="宋体" w:cs="Times New Roman"/>
+                <w:kern w:val="0"/>
+                <w:szCs w:val="20"/>
+                <w:lang w:val="en-US" w:eastAsia="zh-CN"/>
+              </w:rPr>
+              <w:t>{{ ans[40] }}</w:t>
+            </w:r>
+          </w:p>
+        </w:tc>
+        <w:tc>
+          <w:tcPr>
+            <w:tcW w:w="0" w:type="auto"/>
+            <w:shd w:val="clear" w:color="auto" w:fill="auto"/>
+            <w:vAlign w:val="center"/>
+          </w:tcPr>
+          <w:p>
+            <w:pPr>
+              <w:jc w:val="center"/>
+              <w:rPr>
+                <w:rFonts w:hint="eastAsia" w:ascii="Times New Roman" w:hAnsi="Times New Roman" w:eastAsia="宋体" w:cs="Times New Roman"/>
+                <w:kern w:val="0"/>
+                <w:sz w:val="24"/>
+                <w:szCs w:val="20"/>
+                <w:lang w:val="en-US" w:eastAsia="zh-CN" w:bidi="ar-SA"/>
+              </w:rPr>
+            </w:pPr>
+            <w:r>
+              <w:rPr>
+                <w:rFonts w:hint="eastAsia" w:ascii="Times New Roman" w:hAnsi="Times New Roman" w:eastAsia="宋体" w:cs="Times New Roman"/>
+                <w:kern w:val="0"/>
+                <w:szCs w:val="20"/>
+                <w:lang w:val="en-US" w:eastAsia="zh-CN"/>
+              </w:rPr>
+              <w:t>{{ ans[41] }}</w:t>
+            </w:r>
+          </w:p>
+        </w:tc>
+        <w:tc>
+          <w:tcPr>
+            <w:tcW w:w="0" w:type="auto"/>
+            <w:shd w:val="clear" w:color="auto" w:fill="auto"/>
+            <w:vAlign w:val="center"/>
+          </w:tcPr>
+          <w:p>
+            <w:pPr>
+              <w:jc w:val="center"/>
+              <w:rPr>
+                <w:rFonts w:hint="eastAsia" w:ascii="Times New Roman" w:hAnsi="Times New Roman" w:eastAsia="宋体" w:cs="Times New Roman"/>
+                <w:kern w:val="0"/>
+                <w:sz w:val="24"/>
+                <w:szCs w:val="20"/>
+                <w:lang w:val="en-US" w:eastAsia="zh-CN" w:bidi="ar-SA"/>
+              </w:rPr>
+            </w:pPr>
+            <w:r>
+              <w:rPr>
+                <w:rFonts w:hint="eastAsia" w:ascii="Times New Roman" w:hAnsi="Times New Roman" w:eastAsia="宋体" w:cs="Times New Roman"/>
+                <w:kern w:val="0"/>
+                <w:szCs w:val="20"/>
+                <w:lang w:val="en-US" w:eastAsia="zh-CN"/>
+              </w:rPr>
+              <w:t>{{ ans[42] }}</w:t>
+            </w:r>
+          </w:p>
+        </w:tc>
+        <w:tc>
+          <w:tcPr>
+            <w:tcW w:w="0" w:type="auto"/>
+            <w:shd w:val="clear" w:color="auto" w:fill="auto"/>
+            <w:vAlign w:val="center"/>
+          </w:tcPr>
+          <w:p>
+            <w:pPr>
+              <w:jc w:val="center"/>
+              <w:rPr>
+                <w:rFonts w:hint="eastAsia" w:ascii="Times New Roman" w:hAnsi="Times New Roman" w:eastAsia="宋体" w:cs="Times New Roman"/>
+                <w:kern w:val="0"/>
+                <w:sz w:val="24"/>
+                <w:szCs w:val="20"/>
+                <w:lang w:val="en-US" w:eastAsia="zh-CN" w:bidi="ar-SA"/>
+              </w:rPr>
+            </w:pPr>
+            <w:r>
+              <w:rPr>
+                <w:rFonts w:hint="eastAsia" w:ascii="Times New Roman" w:hAnsi="Times New Roman" w:eastAsia="宋体" w:cs="Times New Roman"/>
+                <w:kern w:val="0"/>
+                <w:szCs w:val="20"/>
+                <w:lang w:val="en-US" w:eastAsia="zh-CN"/>
+              </w:rPr>
+              <w:t>{{ ans[43] }}</w:t>
+            </w:r>
+          </w:p>
+        </w:tc>
+        <w:tc>
+          <w:tcPr>
+            <w:tcW w:w="0" w:type="auto"/>
+            <w:shd w:val="clear" w:color="auto" w:fill="auto"/>
+            <w:vAlign w:val="center"/>
+          </w:tcPr>
+          <w:p>
+            <w:pPr>
+              <w:jc w:val="center"/>
+              <w:rPr>
+                <w:rFonts w:hint="eastAsia" w:ascii="Times New Roman" w:hAnsi="Times New Roman" w:eastAsia="宋体" w:cs="Times New Roman"/>
+                <w:kern w:val="0"/>
+                <w:sz w:val="24"/>
+                <w:szCs w:val="20"/>
+                <w:lang w:val="en-US" w:eastAsia="zh-CN" w:bidi="ar-SA"/>
+              </w:rPr>
+            </w:pPr>
+            <w:r>
+              <w:rPr>
+                <w:rFonts w:hint="eastAsia" w:ascii="Times New Roman" w:hAnsi="Times New Roman" w:eastAsia="宋体" w:cs="Times New Roman"/>
+                <w:kern w:val="0"/>
+                <w:szCs w:val="20"/>
+                <w:lang w:val="en-US" w:eastAsia="zh-CN"/>
+              </w:rPr>
+              <w:t>{{ ans[44] }}</w:t>
+            </w:r>
+          </w:p>
+        </w:tc>
+        <w:tc>
+          <w:tcPr>
+            <w:tcW w:w="0" w:type="auto"/>
+            <w:shd w:val="clear" w:color="auto" w:fill="auto"/>
+            <w:vAlign w:val="center"/>
+          </w:tcPr>
+          <w:p>
+            <w:pPr>
+              <w:jc w:val="center"/>
+              <w:rPr>
+                <w:rFonts w:hint="eastAsia" w:ascii="Times New Roman" w:hAnsi="Times New Roman" w:eastAsia="宋体" w:cs="Times New Roman"/>
+                <w:kern w:val="0"/>
+                <w:sz w:val="24"/>
+                <w:szCs w:val="20"/>
+                <w:lang w:val="en-US" w:eastAsia="zh-CN" w:bidi="ar-SA"/>
+              </w:rPr>
+            </w:pPr>
+            <w:r>
+              <w:rPr>
+                <w:rFonts w:hint="eastAsia" w:ascii="Times New Roman" w:hAnsi="Times New Roman" w:eastAsia="宋体" w:cs="Times New Roman"/>
+                <w:kern w:val="0"/>
+                <w:szCs w:val="20"/>
+                <w:lang w:val="en-US" w:eastAsia="zh-CN"/>
+              </w:rPr>
+              <w:t>{{ ans[45] }}</w:t>
+            </w:r>
+          </w:p>
+        </w:tc>
+        <w:tc>
+          <w:tcPr>
+            <w:tcW w:w="0" w:type="auto"/>
+            <w:shd w:val="clear" w:color="auto" w:fill="auto"/>
+            <w:vAlign w:val="center"/>
+          </w:tcPr>
+          <w:p>
+            <w:pPr>
+              <w:jc w:val="center"/>
+              <w:rPr>
+                <w:rFonts w:hint="eastAsia" w:ascii="Times New Roman" w:hAnsi="Times New Roman" w:eastAsia="宋体" w:cs="Times New Roman"/>
+                <w:kern w:val="0"/>
+                <w:sz w:val="24"/>
+                <w:szCs w:val="20"/>
+                <w:lang w:val="en-US" w:eastAsia="zh-CN" w:bidi="ar-SA"/>
+              </w:rPr>
+            </w:pPr>
+            <w:r>
+              <w:rPr>
+                <w:rFonts w:hint="eastAsia" w:ascii="Times New Roman" w:hAnsi="Times New Roman" w:eastAsia="宋体" w:cs="Times New Roman"/>
+                <w:kern w:val="0"/>
+                <w:szCs w:val="20"/>
+                <w:lang w:val="en-US" w:eastAsia="zh-CN"/>
+              </w:rPr>
+              <w:t>{{ ans[46] }}</w:t>
+            </w:r>
+          </w:p>
+        </w:tc>
+        <w:tc>
+          <w:tcPr>
+            <w:tcW w:w="0" w:type="auto"/>
+            <w:shd w:val="clear" w:color="auto" w:fill="auto"/>
+            <w:vAlign w:val="center"/>
+          </w:tcPr>
+          <w:p>
+            <w:pPr>
+              <w:jc w:val="center"/>
+              <w:rPr>
+                <w:rFonts w:hint="eastAsia" w:ascii="Times New Roman" w:hAnsi="Times New Roman" w:eastAsia="宋体" w:cs="Times New Roman"/>
+                <w:kern w:val="0"/>
+                <w:sz w:val="24"/>
+                <w:szCs w:val="20"/>
+                <w:lang w:val="en-US" w:eastAsia="zh-CN" w:bidi="ar-SA"/>
+              </w:rPr>
+            </w:pPr>
+            <w:r>
+              <w:rPr>
+                <w:rFonts w:hint="eastAsia" w:ascii="Times New Roman" w:hAnsi="Times New Roman" w:eastAsia="宋体" w:cs="Times New Roman"/>
+                <w:kern w:val="0"/>
+                <w:szCs w:val="20"/>
+                <w:lang w:val="en-US" w:eastAsia="zh-CN"/>
+              </w:rPr>
+              <w:t>{{ ans[47] }}</w:t>
+            </w:r>
+          </w:p>
+        </w:tc>
+        <w:tc>
+          <w:tcPr>
+            <w:tcW w:w="0" w:type="auto"/>
+            <w:shd w:val="clear" w:color="auto" w:fill="auto"/>
+            <w:vAlign w:val="center"/>
+          </w:tcPr>
+          <w:p>
+            <w:pPr>
+              <w:jc w:val="center"/>
+              <w:rPr>
+                <w:rFonts w:hint="eastAsia" w:ascii="Times New Roman" w:hAnsi="Times New Roman" w:eastAsia="宋体" w:cs="Times New Roman"/>
+                <w:kern w:val="0"/>
+                <w:sz w:val="24"/>
+                <w:szCs w:val="20"/>
+                <w:lang w:val="en-US" w:eastAsia="zh-CN" w:bidi="ar-SA"/>
+              </w:rPr>
+            </w:pPr>
+            <w:r>
+              <w:rPr>
+                <w:rFonts w:hint="eastAsia" w:ascii="Times New Roman" w:hAnsi="Times New Roman" w:eastAsia="宋体" w:cs="Times New Roman"/>
+                <w:kern w:val="0"/>
+                <w:szCs w:val="20"/>
+                <w:lang w:val="en-US" w:eastAsia="zh-CN"/>
+              </w:rPr>
+              <w:t>{{ ans[4</w:t>
+            </w:r>
             <w:bookmarkStart w:id="0" w:name="_GoBack"/>
-            <w:r>
-              <w:rPr>
-                <w:rFonts w:hint="eastAsia" w:ascii="Times New Roman" w:hAnsi="Times New Roman" w:eastAsia="宋体" w:cs="Times New Roman"/>
-                <w:kern w:val="0"/>
-                <w:szCs w:val="20"/>
-                <w:lang w:val="en-US" w:eastAsia="zh-CN"/>
-              </w:rPr>
-              <w:t>{{ ans[20] }}</w:t>
-            </w:r>
             <w:bookmarkEnd w:id="0"/>
-          </w:p>
-        </w:tc>
-        <w:tc>
-          <w:tcPr>
-            <w:tcW w:w="819" w:type="dxa"/>
-            <w:shd w:val="clear" w:color="auto" w:fill="auto"/>
-            <w:vAlign w:val="center"/>
-          </w:tcPr>
-          <w:p>
-            <w:pPr>
-              <w:jc w:val="center"/>
-              <w:rPr>
-                <w:rFonts w:hint="eastAsia" w:ascii="Times New Roman" w:hAnsi="Times New Roman" w:eastAsia="宋体" w:cs="Times New Roman"/>
-                <w:kern w:val="0"/>
-                <w:szCs w:val="20"/>
-                <w:lang w:val="en-US" w:eastAsia="zh-CN"/>
-              </w:rPr>
-            </w:pPr>
-            <w:r>
-              <w:rPr>
-                <w:rFonts w:hint="eastAsia" w:ascii="Times New Roman" w:hAnsi="Times New Roman" w:eastAsia="宋体" w:cs="Times New Roman"/>
-                <w:kern w:val="0"/>
-                <w:szCs w:val="20"/>
-                <w:lang w:val="en-US" w:eastAsia="zh-CN"/>
-              </w:rPr>
-              <w:t>{{ ans[21] }}</w:t>
-            </w:r>
-          </w:p>
-        </w:tc>
-        <w:tc>
-          <w:tcPr>
-            <w:tcW w:w="819" w:type="dxa"/>
-            <w:shd w:val="clear" w:color="auto" w:fill="auto"/>
-            <w:vAlign w:val="center"/>
-          </w:tcPr>
-          <w:p>
-            <w:pPr>
-              <w:jc w:val="center"/>
-              <w:rPr>
-                <w:rFonts w:hint="eastAsia" w:ascii="Times New Roman" w:hAnsi="Times New Roman" w:eastAsia="宋体" w:cs="Times New Roman"/>
-                <w:kern w:val="0"/>
-                <w:szCs w:val="20"/>
-                <w:lang w:val="en-US" w:eastAsia="zh-CN"/>
-              </w:rPr>
-            </w:pPr>
-            <w:r>
-              <w:rPr>
-                <w:rFonts w:hint="eastAsia" w:ascii="Times New Roman" w:hAnsi="Times New Roman" w:eastAsia="宋体" w:cs="Times New Roman"/>
-                <w:kern w:val="0"/>
-                <w:szCs w:val="20"/>
-                <w:lang w:val="en-US" w:eastAsia="zh-CN"/>
-              </w:rPr>
-              <w:t>{{ ans[22] }}</w:t>
-            </w:r>
-          </w:p>
-        </w:tc>
-        <w:tc>
-          <w:tcPr>
-            <w:tcW w:w="819" w:type="dxa"/>
-            <w:shd w:val="clear" w:color="auto" w:fill="auto"/>
-            <w:vAlign w:val="center"/>
-          </w:tcPr>
-          <w:p>
-            <w:pPr>
-              <w:jc w:val="center"/>
-              <w:rPr>
-                <w:rFonts w:hint="eastAsia" w:ascii="Times New Roman" w:hAnsi="Times New Roman" w:eastAsia="宋体" w:cs="Times New Roman"/>
-                <w:kern w:val="0"/>
-                <w:szCs w:val="20"/>
-                <w:lang w:val="en-US" w:eastAsia="zh-CN"/>
-              </w:rPr>
-            </w:pPr>
-            <w:r>
-              <w:rPr>
-                <w:rFonts w:hint="eastAsia" w:ascii="Times New Roman" w:hAnsi="Times New Roman" w:eastAsia="宋体" w:cs="Times New Roman"/>
-                <w:kern w:val="0"/>
-                <w:szCs w:val="20"/>
-                <w:lang w:val="en-US" w:eastAsia="zh-CN"/>
-              </w:rPr>
-              <w:t>{{ ans[23] }}</w:t>
-            </w:r>
-          </w:p>
-        </w:tc>
-        <w:tc>
-          <w:tcPr>
-            <w:tcW w:w="819" w:type="dxa"/>
-            <w:shd w:val="clear" w:color="auto" w:fill="auto"/>
-            <w:vAlign w:val="center"/>
-          </w:tcPr>
-          <w:p>
-            <w:pPr>
-              <w:jc w:val="center"/>
-              <w:rPr>
-                <w:rFonts w:hint="eastAsia" w:ascii="Times New Roman" w:hAnsi="Times New Roman" w:eastAsia="宋体" w:cs="Times New Roman"/>
-                <w:kern w:val="0"/>
-                <w:szCs w:val="20"/>
-                <w:lang w:val="en-US" w:eastAsia="zh-CN"/>
-              </w:rPr>
-            </w:pPr>
-            <w:r>
-              <w:rPr>
-                <w:rFonts w:hint="eastAsia" w:ascii="Times New Roman" w:hAnsi="Times New Roman" w:eastAsia="宋体" w:cs="Times New Roman"/>
-                <w:kern w:val="0"/>
-                <w:szCs w:val="20"/>
-                <w:lang w:val="en-US" w:eastAsia="zh-CN"/>
-              </w:rPr>
-              <w:t>{{ ans[24] }}</w:t>
-            </w:r>
-          </w:p>
-        </w:tc>
-        <w:tc>
-          <w:tcPr>
-            <w:tcW w:w="819" w:type="dxa"/>
-            <w:shd w:val="clear" w:color="auto" w:fill="auto"/>
-            <w:vAlign w:val="center"/>
-          </w:tcPr>
-          <w:p>
-            <w:pPr>
-              <w:jc w:val="center"/>
-              <w:rPr>
-                <w:rFonts w:hint="eastAsia" w:ascii="Times New Roman" w:hAnsi="Times New Roman" w:eastAsia="宋体" w:cs="Times New Roman"/>
-                <w:kern w:val="0"/>
-                <w:szCs w:val="20"/>
-                <w:lang w:val="en-US" w:eastAsia="zh-CN"/>
-              </w:rPr>
-            </w:pPr>
-            <w:r>
-              <w:rPr>
-                <w:rFonts w:hint="eastAsia" w:ascii="Times New Roman" w:hAnsi="Times New Roman" w:eastAsia="宋体" w:cs="Times New Roman"/>
-                <w:kern w:val="0"/>
-                <w:szCs w:val="20"/>
-                <w:lang w:val="en-US" w:eastAsia="zh-CN"/>
-              </w:rPr>
-              <w:t>{{ ans[25] }}</w:t>
-            </w:r>
-          </w:p>
-        </w:tc>
-        <w:tc>
-          <w:tcPr>
-            <w:tcW w:w="819" w:type="dxa"/>
-            <w:shd w:val="clear" w:color="auto" w:fill="auto"/>
-            <w:vAlign w:val="center"/>
-          </w:tcPr>
-          <w:p>
-            <w:pPr>
-              <w:jc w:val="center"/>
-              <w:rPr>
-                <w:rFonts w:hint="eastAsia" w:ascii="Times New Roman" w:hAnsi="Times New Roman" w:eastAsia="宋体" w:cs="Times New Roman"/>
-                <w:kern w:val="0"/>
-                <w:szCs w:val="20"/>
-                <w:lang w:val="en-US" w:eastAsia="zh-CN"/>
-              </w:rPr>
-            </w:pPr>
-            <w:r>
-              <w:rPr>
-                <w:rFonts w:hint="eastAsia" w:ascii="Times New Roman" w:hAnsi="Times New Roman" w:eastAsia="宋体" w:cs="Times New Roman"/>
-                <w:kern w:val="0"/>
-                <w:szCs w:val="20"/>
-                <w:lang w:val="en-US" w:eastAsia="zh-CN"/>
-              </w:rPr>
-              <w:t>{{ ans[26] }}</w:t>
-            </w:r>
-          </w:p>
-        </w:tc>
-        <w:tc>
-          <w:tcPr>
-            <w:tcW w:w="819" w:type="dxa"/>
-            <w:shd w:val="clear" w:color="auto" w:fill="auto"/>
-            <w:vAlign w:val="center"/>
-          </w:tcPr>
-          <w:p>
-            <w:pPr>
-              <w:jc w:val="center"/>
-              <w:rPr>
-                <w:rFonts w:hint="eastAsia" w:ascii="Times New Roman" w:hAnsi="Times New Roman" w:eastAsia="宋体" w:cs="Times New Roman"/>
-                <w:kern w:val="0"/>
-                <w:szCs w:val="20"/>
-                <w:lang w:val="en-US" w:eastAsia="zh-CN"/>
-              </w:rPr>
-            </w:pPr>
-            <w:r>
-              <w:rPr>
-                <w:rFonts w:hint="eastAsia" w:ascii="Times New Roman" w:hAnsi="Times New Roman" w:eastAsia="宋体" w:cs="Times New Roman"/>
-                <w:kern w:val="0"/>
-                <w:szCs w:val="20"/>
-                <w:lang w:val="en-US" w:eastAsia="zh-CN"/>
-              </w:rPr>
-              <w:t>{{ ans[27] }}</w:t>
-            </w:r>
-          </w:p>
-        </w:tc>
-        <w:tc>
-          <w:tcPr>
-            <w:tcW w:w="819" w:type="dxa"/>
-            <w:shd w:val="clear" w:color="auto" w:fill="auto"/>
-            <w:vAlign w:val="center"/>
-          </w:tcPr>
-          <w:p>
-            <w:pPr>
-              <w:jc w:val="center"/>
-              <w:rPr>
-                <w:rFonts w:hint="eastAsia" w:ascii="Times New Roman" w:hAnsi="Times New Roman" w:eastAsia="宋体" w:cs="Times New Roman"/>
-                <w:kern w:val="0"/>
-                <w:szCs w:val="20"/>
-                <w:lang w:val="en-US" w:eastAsia="zh-CN"/>
-              </w:rPr>
-            </w:pPr>
-            <w:r>
-              <w:rPr>
-                <w:rFonts w:hint="eastAsia" w:ascii="Times New Roman" w:hAnsi="Times New Roman" w:eastAsia="宋体" w:cs="Times New Roman"/>
-                <w:kern w:val="0"/>
-                <w:szCs w:val="20"/>
-                <w:lang w:val="en-US" w:eastAsia="zh-CN"/>
-              </w:rPr>
-              <w:t>{{ ans[28] }}</w:t>
-            </w:r>
-          </w:p>
-        </w:tc>
-        <w:tc>
-          <w:tcPr>
-            <w:tcW w:w="819" w:type="dxa"/>
-            <w:shd w:val="clear" w:color="auto" w:fill="auto"/>
-            <w:vAlign w:val="center"/>
-          </w:tcPr>
-          <w:p>
-            <w:pPr>
-              <w:jc w:val="center"/>
-              <w:rPr>
-                <w:rFonts w:hint="eastAsia" w:ascii="Times New Roman" w:hAnsi="Times New Roman" w:eastAsia="宋体" w:cs="Times New Roman"/>
-                <w:kern w:val="0"/>
-                <w:szCs w:val="20"/>
-                <w:lang w:val="en-US" w:eastAsia="zh-CN"/>
-              </w:rPr>
-            </w:pPr>
-            <w:r>
-              <w:rPr>
-                <w:rFonts w:hint="eastAsia" w:ascii="Times New Roman" w:hAnsi="Times New Roman" w:eastAsia="宋体" w:cs="Times New Roman"/>
-                <w:kern w:val="0"/>
-                <w:szCs w:val="20"/>
-                <w:lang w:val="en-US" w:eastAsia="zh-CN"/>
-              </w:rPr>
-              <w:t>{{ ans[29] }}</w:t>
+            <w:r>
+              <w:rPr>
+                <w:rFonts w:hint="eastAsia" w:ascii="Times New Roman" w:hAnsi="Times New Roman" w:eastAsia="宋体" w:cs="Times New Roman"/>
+                <w:kern w:val="0"/>
+                <w:szCs w:val="20"/>
+                <w:lang w:val="en-US" w:eastAsia="zh-CN"/>
+              </w:rPr>
+              <w:t>8] }}</w:t>
+            </w:r>
+          </w:p>
+        </w:tc>
+        <w:tc>
+          <w:tcPr>
+            <w:tcW w:w="0" w:type="auto"/>
+            <w:shd w:val="clear" w:color="auto" w:fill="auto"/>
+            <w:vAlign w:val="center"/>
+          </w:tcPr>
+          <w:p>
+            <w:pPr>
+              <w:jc w:val="center"/>
+              <w:rPr>
+                <w:rFonts w:hint="eastAsia" w:ascii="Times New Roman" w:hAnsi="Times New Roman" w:eastAsia="宋体" w:cs="Times New Roman"/>
+                <w:kern w:val="0"/>
+                <w:sz w:val="24"/>
+                <w:szCs w:val="20"/>
+                <w:lang w:val="en-US" w:eastAsia="zh-CN" w:bidi="ar-SA"/>
+              </w:rPr>
+            </w:pPr>
+            <w:r>
+              <w:rPr>
+                <w:rFonts w:hint="eastAsia" w:ascii="Times New Roman" w:hAnsi="Times New Roman" w:eastAsia="宋体" w:cs="Times New Roman"/>
+                <w:kern w:val="0"/>
+                <w:szCs w:val="20"/>
+                <w:lang w:val="en-US" w:eastAsia="zh-CN"/>
+              </w:rPr>
+              <w:t>{{ ans[49] }}</w:t>
             </w:r>
           </w:p>
         </w:tc>

--- a/template.docx
+++ b/template.docx
@@ -3444,7 +3444,7 @@
           <w:rFonts w:hint="eastAsia"/>
           <w:lang w:val="en-US" w:eastAsia="zh-CN"/>
         </w:rPr>
-        <w:t>{{ q.answer }}</w:t>
+        <w:t>{{p q.answer }}</w:t>
       </w:r>
     </w:p>
     <w:p>

--- a/template.docx
+++ b/template.docx
@@ -3297,18 +3297,7 @@
                 <w:szCs w:val="20"/>
                 <w:lang w:val="en-US" w:eastAsia="zh-CN"/>
               </w:rPr>
-              <w:t>{{ ans[4</w:t>
-            </w:r>
-            <w:bookmarkStart w:id="0" w:name="_GoBack"/>
-            <w:bookmarkEnd w:id="0"/>
-            <w:r>
-              <w:rPr>
-                <w:rFonts w:hint="eastAsia" w:ascii="Times New Roman" w:hAnsi="Times New Roman" w:eastAsia="宋体" w:cs="Times New Roman"/>
-                <w:kern w:val="0"/>
-                <w:szCs w:val="20"/>
-                <w:lang w:val="en-US" w:eastAsia="zh-CN"/>
-              </w:rPr>
-              <w:t>8] }}</w:t>
+              <w:t>{{ ans[48] }}</w:t>
             </w:r>
           </w:p>
         </w:tc>
@@ -3423,13 +3412,8 @@
         </w:rPr>
         <w:t>题</w:t>
       </w:r>
-      <w:r>
-        <w:rPr>
-          <w:rFonts w:hint="eastAsia"/>
-          <w:lang w:val="en-US" w:eastAsia="zh-CN"/>
-        </w:rPr>
-        <w:t>: {{ q.title }}</w:t>
-      </w:r>
+      <w:bookmarkStart w:id="0" w:name="_GoBack"/>
+      <w:bookmarkEnd w:id="0"/>
     </w:p>
     <w:p>
       <w:pPr>
